--- a/交付成果/第4轮朗读优化版/朗读优化8周版/读书会02_慈心禅修习_8周资料包（朗读优化版）/Word版/第2周_第一步-对自己散播慈爱（四句祝福语）_主持人版.docx
+++ b/交付成果/第4轮朗读优化版/朗读优化8周版/读书会02_慈心禅修习_8周资料包（朗读优化版）/Word版/第2周_第一步-对自己散播慈爱（四句祝福语）_主持人版.docx
@@ -4,59 +4,79 @@
   <w:body>
     <w:p>
       <w:pPr>
-        <w:spacing w:before="160" w:after="80"/>
+        <w:jc w:val="right"/>
       </w:pPr>
       <w:r>
         <w:rPr>
-          <w:rFonts w:ascii="Microsoft YaHei" w:hAnsi="Microsoft YaHei" w:eastAsia="Microsoft YaHei"/>
-          <w:b/>
-          <w:color w:val="1F3864"/>
-          <w:sz w:val="34"/>
+          <w:color w:val="888888"/>
+          <w:sz w:val="16"/>
         </w:rPr>
-        <w:t>第2周：第一步——对自己散播慈爱（四句祝福语）（主持人版）</w:t>
+        <w:t>📅 最近更新：2026-09-13 19:10　|　第二版修订：六环节120分钟口径（静心10／共读25／分享20／讨论35／禅修15／收尾15）；共读原文标注「本周朗读段」；补心理安全三约定与禅修禁忌；静心增破冰、讨论增分层追问</w:t>
       </w:r>
     </w:p>
     <w:p>
       <w:pPr>
-        <w:spacing w:before="40" w:after="80"/>
-        <w:ind w:left="283"/>
-        <w:shd w:val="clear" w:color="auto" w:fill="EEF2F8"/>
-        <w:pBdr>
-          <w:left w:val="single" w:sz="20" w:space="6" w:color="1F3864"/>
-        </w:pBdr>
+        <w:jc w:val="right"/>
       </w:pPr>
       <w:r>
         <w:rPr>
-          <w:sz w:val="20"/>
+          <w:color w:val="888888"/>
+          <w:sz w:val="16"/>
+        </w:rPr>
+        <w:t>📅 最近更新：2026-09-09 19:00　|　v2.0 第二轮审核修订：周标题对齐确定稿、144处临时链接改为media_id出处标注、引用核查、查重边界、格式统一</w:t>
+      </w:r>
+    </w:p>
+    <w:p>
+      <w:pPr>
+        <w:jc w:val="center"/>
+      </w:pPr>
+      <w:r>
+        <w:rPr>
+          <w:b/>
+          <w:color w:val="1F3864"/>
+          <w:sz w:val="36"/>
+        </w:rPr>
+        <w:t>第2周：第一步——对自己散播慈爱（四句祝福语）</w:t>
+      </w:r>
+    </w:p>
+    <w:p>
+      <w:pPr>
+        <w:ind w:left="170"/>
+        <w:pBdr>
+          <w:left w:val="single" w:sz="18" w:space="4" w:color="1F3864"/>
+        </w:pBdr>
+        <w:shd w:val="clear" w:fill="F2F5FA"/>
+      </w:pPr>
+      <w:r>
+        <w:rPr>
+          <w:b w:val="0"/>
         </w:rPr>
         <w:t xml:space="preserve">⭐ </w:t>
       </w:r>
       <w:r>
         <w:rPr>
           <w:b/>
-          <w:sz w:val="20"/>
         </w:rPr>
         <w:t>本讲主持人速览</w:t>
       </w:r>
       <w:r>
         <w:rPr>
-          <w:sz w:val="20"/>
+          <w:b w:val="0"/>
         </w:rPr>
         <w:t>（新主持人必读，2分钟看完）</w:t>
       </w:r>
     </w:p>
     <w:p>
       <w:pPr>
-        <w:spacing w:before="40" w:after="80"/>
-        <w:ind w:left="283"/>
-        <w:shd w:val="clear" w:color="auto" w:fill="EEF2F8"/>
+        <w:ind w:left="170"/>
         <w:pBdr>
-          <w:left w:val="single" w:sz="20" w:space="6" w:color="1F3864"/>
+          <w:left w:val="single" w:sz="18" w:space="4" w:color="1F3864"/>
         </w:pBdr>
+        <w:shd w:val="clear" w:fill="F2F5FA"/>
       </w:pPr>
       <w:r>
         <w:rPr>
-          <w:sz w:val="20"/>
+          <w:b w:val="0"/>
         </w:rPr>
         <w:t>你不是老师，是"共学同行者"。你不需要懂慈心禅，只需要按流程走。</w:t>
       </w:r>
@@ -65,7 +85,6 @@
       <w:tblPr>
         <w:tblStyle w:val="TableGrid"/>
         <w:tblW w:type="auto" w:w="0"/>
-        <w:jc w:val="center"/>
         <w:tblLook w:firstColumn="1" w:firstRow="1" w:lastColumn="0" w:lastRow="0" w:noHBand="0" w:noVBand="1" w:val="04A0"/>
       </w:tblPr>
       <w:tblGrid>
@@ -78,17 +97,20 @@
         <w:tc>
           <w:tcPr>
             <w:tcW w:type="dxa" w:w="2409"/>
-            <w:shd w:val="clear" w:color="auto" w:fill="1F3864"/>
+            <w:shd w:val="clear" w:fill="1F3864"/>
           </w:tcPr>
           <w:p>
-            <w:pPr>
-              <w:spacing w:after="20"/>
-            </w:pPr>
             <w:r>
               <w:rPr>
-                <w:b/>
                 <w:color w:val="FFFFFF"/>
-                <w:sz w:val="19"/>
+                <w:sz w:val="18"/>
+              </w:rPr>
+            </w:r>
+            <w:r>
+              <w:rPr>
+                <w:b w:val="0"/>
+                <w:color w:val="FFFFFF"/>
+                <w:sz w:val="18"/>
               </w:rPr>
               <w:t>环节</w:t>
             </w:r>
@@ -97,17 +119,20 @@
         <w:tc>
           <w:tcPr>
             <w:tcW w:type="dxa" w:w="2409"/>
-            <w:shd w:val="clear" w:color="auto" w:fill="1F3864"/>
+            <w:shd w:val="clear" w:fill="1F3864"/>
           </w:tcPr>
           <w:p>
-            <w:pPr>
-              <w:spacing w:after="20"/>
-            </w:pPr>
             <w:r>
               <w:rPr>
-                <w:b/>
                 <w:color w:val="FFFFFF"/>
-                <w:sz w:val="19"/>
+                <w:sz w:val="18"/>
+              </w:rPr>
+            </w:r>
+            <w:r>
+              <w:rPr>
+                <w:b w:val="0"/>
+                <w:color w:val="FFFFFF"/>
+                <w:sz w:val="18"/>
               </w:rPr>
               <w:t>标准时长</w:t>
             </w:r>
@@ -116,17 +141,20 @@
         <w:tc>
           <w:tcPr>
             <w:tcW w:type="dxa" w:w="2409"/>
-            <w:shd w:val="clear" w:color="auto" w:fill="1F3864"/>
+            <w:shd w:val="clear" w:fill="1F3864"/>
           </w:tcPr>
           <w:p>
-            <w:pPr>
-              <w:spacing w:after="20"/>
-            </w:pPr>
             <w:r>
               <w:rPr>
-                <w:b/>
                 <w:color w:val="FFFFFF"/>
-                <w:sz w:val="19"/>
+                <w:sz w:val="18"/>
+              </w:rPr>
+            </w:r>
+            <w:r>
+              <w:rPr>
+                <w:b w:val="0"/>
+                <w:color w:val="FFFFFF"/>
+                <w:sz w:val="18"/>
               </w:rPr>
               <w:t>⏱ 时间不够→</w:t>
             </w:r>
@@ -135,17 +163,20 @@
         <w:tc>
           <w:tcPr>
             <w:tcW w:type="dxa" w:w="2409"/>
-            <w:shd w:val="clear" w:color="auto" w:fill="1F3864"/>
+            <w:shd w:val="clear" w:fill="1F3864"/>
           </w:tcPr>
           <w:p>
-            <w:pPr>
-              <w:spacing w:after="20"/>
-            </w:pPr>
             <w:r>
               <w:rPr>
-                <w:b/>
                 <w:color w:val="FFFFFF"/>
-                <w:sz w:val="19"/>
+                <w:sz w:val="18"/>
+              </w:rPr>
+            </w:r>
+            <w:r>
+              <w:rPr>
+                <w:b w:val="0"/>
+                <w:color w:val="FFFFFF"/>
+                <w:sz w:val="18"/>
               </w:rPr>
               <w:t>⏱ 时间富余→</w:t>
             </w:r>
@@ -158,12 +189,15 @@
             <w:tcW w:type="dxa" w:w="2409"/>
           </w:tcPr>
           <w:p>
-            <w:pPr>
-              <w:spacing w:after="20"/>
-            </w:pPr>
             <w:r>
               <w:rPr>
-                <w:sz w:val="19"/>
+                <w:sz w:val="18"/>
+              </w:rPr>
+            </w:r>
+            <w:r>
+              <w:rPr>
+                <w:b w:val="0"/>
+                <w:sz w:val="18"/>
               </w:rPr>
               <w:t>🧘 静心开场</w:t>
             </w:r>
@@ -174,12 +208,15 @@
             <w:tcW w:type="dxa" w:w="2409"/>
           </w:tcPr>
           <w:p>
-            <w:pPr>
-              <w:spacing w:after="20"/>
-            </w:pPr>
             <w:r>
               <w:rPr>
-                <w:sz w:val="19"/>
+                <w:sz w:val="18"/>
+              </w:rPr>
+            </w:r>
+            <w:r>
+              <w:rPr>
+                <w:b w:val="0"/>
+                <w:sz w:val="18"/>
               </w:rPr>
               <w:t>10 min</w:t>
             </w:r>
@@ -190,12 +227,15 @@
             <w:tcW w:type="dxa" w:w="2409"/>
           </w:tcPr>
           <w:p>
-            <w:pPr>
-              <w:spacing w:after="20"/>
-            </w:pPr>
             <w:r>
               <w:rPr>
-                <w:sz w:val="19"/>
+                <w:sz w:val="18"/>
+              </w:rPr>
+            </w:r>
+            <w:r>
+              <w:rPr>
+                <w:b w:val="0"/>
+                <w:sz w:val="18"/>
               </w:rPr>
               <w:t>缩至5 min</w:t>
             </w:r>
@@ -206,12 +246,15 @@
             <w:tcW w:type="dxa" w:w="2409"/>
           </w:tcPr>
           <w:p>
-            <w:pPr>
-              <w:spacing w:after="20"/>
-            </w:pPr>
             <w:r>
               <w:rPr>
-                <w:sz w:val="19"/>
+                <w:sz w:val="18"/>
+              </w:rPr>
+            </w:r>
+            <w:r>
+              <w:rPr>
+                <w:b w:val="0"/>
+                <w:sz w:val="18"/>
               </w:rPr>
               <w:t>加2分钟静坐</w:t>
             </w:r>
@@ -222,15 +265,18 @@
         <w:tc>
           <w:tcPr>
             <w:tcW w:type="dxa" w:w="2409"/>
-            <w:shd w:val="clear" w:color="auto" w:fill="F2F2F2"/>
+            <w:shd w:val="clear" w:fill="F2F5FA"/>
           </w:tcPr>
           <w:p>
-            <w:pPr>
-              <w:spacing w:after="20"/>
-            </w:pPr>
             <w:r>
               <w:rPr>
-                <w:sz w:val="19"/>
+                <w:sz w:val="18"/>
+              </w:rPr>
+            </w:r>
+            <w:r>
+              <w:rPr>
+                <w:b w:val="0"/>
+                <w:sz w:val="18"/>
               </w:rPr>
               <w:t>📖 共读原文</w:t>
             </w:r>
@@ -239,15 +285,18 @@
         <w:tc>
           <w:tcPr>
             <w:tcW w:type="dxa" w:w="2409"/>
-            <w:shd w:val="clear" w:color="auto" w:fill="F2F2F2"/>
+            <w:shd w:val="clear" w:fill="F2F5FA"/>
           </w:tcPr>
           <w:p>
-            <w:pPr>
-              <w:spacing w:after="20"/>
-            </w:pPr>
             <w:r>
               <w:rPr>
-                <w:sz w:val="19"/>
+                <w:sz w:val="18"/>
+              </w:rPr>
+            </w:r>
+            <w:r>
+              <w:rPr>
+                <w:b w:val="0"/>
+                <w:sz w:val="18"/>
               </w:rPr>
               <w:t>25 min</w:t>
             </w:r>
@@ -256,15 +305,18 @@
         <w:tc>
           <w:tcPr>
             <w:tcW w:type="dxa" w:w="2409"/>
-            <w:shd w:val="clear" w:color="auto" w:fill="F2F2F2"/>
+            <w:shd w:val="clear" w:fill="F2F5FA"/>
           </w:tcPr>
           <w:p>
-            <w:pPr>
-              <w:spacing w:after="20"/>
-            </w:pPr>
             <w:r>
               <w:rPr>
-                <w:sz w:val="19"/>
+                <w:sz w:val="18"/>
+              </w:rPr>
+            </w:r>
+            <w:r>
+              <w:rPr>
+                <w:b w:val="0"/>
+                <w:sz w:val="18"/>
               </w:rPr>
               <w:t>只读★核心段（约15 min）</w:t>
             </w:r>
@@ -273,15 +325,18 @@
         <w:tc>
           <w:tcPr>
             <w:tcW w:type="dxa" w:w="2409"/>
-            <w:shd w:val="clear" w:color="auto" w:fill="F2F2F2"/>
+            <w:shd w:val="clear" w:fill="F2F5FA"/>
           </w:tcPr>
           <w:p>
-            <w:pPr>
-              <w:spacing w:after="20"/>
-            </w:pPr>
             <w:r>
               <w:rPr>
-                <w:sz w:val="19"/>
+                <w:sz w:val="18"/>
+              </w:rPr>
+            </w:r>
+            <w:r>
+              <w:rPr>
+                <w:b w:val="0"/>
+                <w:sz w:val="18"/>
               </w:rPr>
               <w:t>加读扩展段落（约40 min）</w:t>
             </w:r>
@@ -294,12 +349,15 @@
             <w:tcW w:type="dxa" w:w="2409"/>
           </w:tcPr>
           <w:p>
-            <w:pPr>
-              <w:spacing w:after="20"/>
-            </w:pPr>
             <w:r>
               <w:rPr>
-                <w:sz w:val="19"/>
+                <w:sz w:val="18"/>
+              </w:rPr>
+            </w:r>
+            <w:r>
+              <w:rPr>
+                <w:b w:val="0"/>
+                <w:sz w:val="18"/>
               </w:rPr>
               <w:t>💬 第一轮分享</w:t>
             </w:r>
@@ -310,12 +368,15 @@
             <w:tcW w:type="dxa" w:w="2409"/>
           </w:tcPr>
           <w:p>
-            <w:pPr>
-              <w:spacing w:after="20"/>
-            </w:pPr>
             <w:r>
               <w:rPr>
-                <w:sz w:val="19"/>
+                <w:sz w:val="18"/>
+              </w:rPr>
+            </w:r>
+            <w:r>
+              <w:rPr>
+                <w:b w:val="0"/>
+                <w:sz w:val="18"/>
               </w:rPr>
               <w:t>20 min</w:t>
             </w:r>
@@ -326,12 +387,15 @@
             <w:tcW w:type="dxa" w:w="2409"/>
           </w:tcPr>
           <w:p>
-            <w:pPr>
-              <w:spacing w:after="20"/>
-            </w:pPr>
             <w:r>
               <w:rPr>
-                <w:sz w:val="19"/>
+                <w:sz w:val="18"/>
+              </w:rPr>
+            </w:r>
+            <w:r>
+              <w:rPr>
+                <w:b w:val="0"/>
+                <w:sz w:val="18"/>
               </w:rPr>
               <w:t>每人1句话（约15 min）</w:t>
             </w:r>
@@ -342,12 +406,15 @@
             <w:tcW w:type="dxa" w:w="2409"/>
           </w:tcPr>
           <w:p>
-            <w:pPr>
-              <w:spacing w:after="20"/>
-            </w:pPr>
             <w:r>
               <w:rPr>
-                <w:sz w:val="19"/>
+                <w:sz w:val="18"/>
+              </w:rPr>
+            </w:r>
+            <w:r>
+              <w:rPr>
+                <w:b w:val="0"/>
+                <w:sz w:val="18"/>
               </w:rPr>
               <w:t>每人3分钟（约30 min）</w:t>
             </w:r>
@@ -358,15 +425,18 @@
         <w:tc>
           <w:tcPr>
             <w:tcW w:type="dxa" w:w="2409"/>
-            <w:shd w:val="clear" w:color="auto" w:fill="F2F2F2"/>
+            <w:shd w:val="clear" w:fill="F2F5FA"/>
           </w:tcPr>
           <w:p>
-            <w:pPr>
-              <w:spacing w:after="20"/>
-            </w:pPr>
             <w:r>
               <w:rPr>
-                <w:sz w:val="19"/>
+                <w:sz w:val="18"/>
+              </w:rPr>
+            </w:r>
+            <w:r>
+              <w:rPr>
+                <w:b w:val="0"/>
+                <w:sz w:val="18"/>
               </w:rPr>
               <w:t>🎯 主题讨论</w:t>
             </w:r>
@@ -375,15 +445,18 @@
         <w:tc>
           <w:tcPr>
             <w:tcW w:type="dxa" w:w="2409"/>
-            <w:shd w:val="clear" w:color="auto" w:fill="F2F2F2"/>
+            <w:shd w:val="clear" w:fill="F2F5FA"/>
           </w:tcPr>
           <w:p>
-            <w:pPr>
-              <w:spacing w:after="20"/>
-            </w:pPr>
             <w:r>
               <w:rPr>
-                <w:sz w:val="19"/>
+                <w:sz w:val="18"/>
+              </w:rPr>
+            </w:r>
+            <w:r>
+              <w:rPr>
+                <w:b w:val="0"/>
+                <w:sz w:val="18"/>
               </w:rPr>
               <w:t>35 min</w:t>
             </w:r>
@@ -392,15 +465,18 @@
         <w:tc>
           <w:tcPr>
             <w:tcW w:type="dxa" w:w="2409"/>
-            <w:shd w:val="clear" w:color="auto" w:fill="F2F2F2"/>
+            <w:shd w:val="clear" w:fill="F2F5FA"/>
           </w:tcPr>
           <w:p>
-            <w:pPr>
-              <w:spacing w:after="20"/>
-            </w:pPr>
             <w:r>
               <w:rPr>
-                <w:sz w:val="19"/>
+                <w:sz w:val="18"/>
+              </w:rPr>
+            </w:r>
+            <w:r>
+              <w:rPr>
+                <w:b w:val="0"/>
+                <w:sz w:val="18"/>
               </w:rPr>
               <w:t>只讨论问题①（约20 min）</w:t>
             </w:r>
@@ -409,15 +485,18 @@
         <w:tc>
           <w:tcPr>
             <w:tcW w:type="dxa" w:w="2409"/>
-            <w:shd w:val="clear" w:color="auto" w:fill="F2F2F2"/>
+            <w:shd w:val="clear" w:fill="F2F5FA"/>
           </w:tcPr>
           <w:p>
-            <w:pPr>
-              <w:spacing w:after="20"/>
-            </w:pPr>
             <w:r>
               <w:rPr>
-                <w:sz w:val="19"/>
+                <w:sz w:val="18"/>
+              </w:rPr>
+            </w:r>
+            <w:r>
+              <w:rPr>
+                <w:b w:val="0"/>
+                <w:sz w:val="18"/>
               </w:rPr>
               <w:t>讨论全部问题+扩展（约45 min）</w:t>
             </w:r>
@@ -430,12 +509,15 @@
             <w:tcW w:type="dxa" w:w="2409"/>
           </w:tcPr>
           <w:p>
-            <w:pPr>
-              <w:spacing w:after="20"/>
-            </w:pPr>
             <w:r>
               <w:rPr>
-                <w:sz w:val="19"/>
+                <w:sz w:val="18"/>
+              </w:rPr>
+            </w:r>
+            <w:r>
+              <w:rPr>
+                <w:b w:val="0"/>
+                <w:sz w:val="18"/>
               </w:rPr>
               <w:t>🧘 慈心练习</w:t>
             </w:r>
@@ -446,12 +528,15 @@
             <w:tcW w:type="dxa" w:w="2409"/>
           </w:tcPr>
           <w:p>
-            <w:pPr>
-              <w:spacing w:after="20"/>
-            </w:pPr>
             <w:r>
               <w:rPr>
-                <w:sz w:val="19"/>
+                <w:sz w:val="18"/>
+              </w:rPr>
+            </w:r>
+            <w:r>
+              <w:rPr>
+                <w:b w:val="0"/>
+                <w:sz w:val="18"/>
               </w:rPr>
               <w:t>15 min</w:t>
             </w:r>
@@ -462,12 +547,15 @@
             <w:tcW w:type="dxa" w:w="2409"/>
           </w:tcPr>
           <w:p>
-            <w:pPr>
-              <w:spacing w:after="20"/>
-            </w:pPr>
             <w:r>
               <w:rPr>
-                <w:sz w:val="19"/>
+                <w:sz w:val="18"/>
+              </w:rPr>
+            </w:r>
+            <w:r>
+              <w:rPr>
+                <w:b w:val="0"/>
+                <w:sz w:val="18"/>
               </w:rPr>
               <w:t>可跳过</w:t>
             </w:r>
@@ -478,12 +566,15 @@
             <w:tcW w:type="dxa" w:w="2409"/>
           </w:tcPr>
           <w:p>
-            <w:pPr>
-              <w:spacing w:after="20"/>
-            </w:pPr>
             <w:r>
               <w:rPr>
-                <w:sz w:val="19"/>
+                <w:sz w:val="18"/>
+              </w:rPr>
+            </w:r>
+            <w:r>
+              <w:rPr>
+                <w:b w:val="0"/>
+                <w:sz w:val="18"/>
               </w:rPr>
               <w:t>延长至25 min</w:t>
             </w:r>
@@ -494,15 +585,18 @@
         <w:tc>
           <w:tcPr>
             <w:tcW w:type="dxa" w:w="2409"/>
-            <w:shd w:val="clear" w:color="auto" w:fill="F2F2F2"/>
+            <w:shd w:val="clear" w:fill="F2F5FA"/>
           </w:tcPr>
           <w:p>
-            <w:pPr>
-              <w:spacing w:after="20"/>
-            </w:pPr>
             <w:r>
               <w:rPr>
-                <w:sz w:val="19"/>
+                <w:sz w:val="18"/>
+              </w:rPr>
+            </w:r>
+            <w:r>
+              <w:rPr>
+                <w:b w:val="0"/>
+                <w:sz w:val="18"/>
               </w:rPr>
               <w:t>🔚 收尾回向</w:t>
             </w:r>
@@ -511,15 +605,18 @@
         <w:tc>
           <w:tcPr>
             <w:tcW w:type="dxa" w:w="2409"/>
-            <w:shd w:val="clear" w:color="auto" w:fill="F2F2F2"/>
+            <w:shd w:val="clear" w:fill="F2F5FA"/>
           </w:tcPr>
           <w:p>
-            <w:pPr>
-              <w:spacing w:after="20"/>
-            </w:pPr>
             <w:r>
               <w:rPr>
-                <w:sz w:val="19"/>
+                <w:sz w:val="18"/>
+              </w:rPr>
+            </w:r>
+            <w:r>
+              <w:rPr>
+                <w:b w:val="0"/>
+                <w:sz w:val="18"/>
               </w:rPr>
               <w:t>15 min</w:t>
             </w:r>
@@ -528,15 +625,18 @@
         <w:tc>
           <w:tcPr>
             <w:tcW w:type="dxa" w:w="2409"/>
-            <w:shd w:val="clear" w:color="auto" w:fill="F2F2F2"/>
+            <w:shd w:val="clear" w:fill="F2F5FA"/>
           </w:tcPr>
           <w:p>
-            <w:pPr>
-              <w:spacing w:after="20"/>
-            </w:pPr>
             <w:r>
               <w:rPr>
-                <w:sz w:val="19"/>
+                <w:sz w:val="18"/>
+              </w:rPr>
+            </w:r>
+            <w:r>
+              <w:rPr>
+                <w:b w:val="0"/>
+                <w:sz w:val="18"/>
               </w:rPr>
               <w:t>缩至10 min</w:t>
             </w:r>
@@ -545,15 +645,18 @@
         <w:tc>
           <w:tcPr>
             <w:tcW w:type="dxa" w:w="2409"/>
-            <w:shd w:val="clear" w:color="auto" w:fill="F2F2F2"/>
+            <w:shd w:val="clear" w:fill="F2F5FA"/>
           </w:tcPr>
           <w:p>
-            <w:pPr>
-              <w:spacing w:after="20"/>
-            </w:pPr>
             <w:r>
               <w:rPr>
-                <w:sz w:val="19"/>
+                <w:sz w:val="18"/>
+              </w:rPr>
+            </w:r>
+            <w:r>
+              <w:rPr>
+                <w:b w:val="0"/>
+                <w:sz w:val="18"/>
               </w:rPr>
               <w:t>保持</w:t>
             </w:r>
@@ -563,67 +666,97 @@
     </w:tbl>
     <w:p>
       <w:pPr>
-        <w:spacing w:before="40" w:after="80"/>
-        <w:ind w:left="283"/>
-        <w:shd w:val="clear" w:color="auto" w:fill="EEF2F8"/>
+        <w:ind w:left="170"/>
         <w:pBdr>
-          <w:left w:val="single" w:sz="20" w:space="6" w:color="1F3864"/>
+          <w:left w:val="single" w:sz="18" w:space="4" w:color="1F3864"/>
         </w:pBdr>
+        <w:shd w:val="clear" w:fill="F2F5FA"/>
       </w:pPr>
       <w:r>
         <w:rPr>
           <w:b/>
-          <w:sz w:val="20"/>
         </w:rPr>
         <w:t>主持人10条守则（精简版）</w:t>
       </w:r>
       <w:r>
         <w:rPr>
-          <w:sz w:val="20"/>
+          <w:b w:val="0"/>
         </w:rPr>
-        <w:t>： ① 不讲解、不提供答案——让原文自己说话；② 有人问"正确答案"→说"先听听大家的看法"；③ 冷场→主持人先分享自己的真实感受；④ 跑题→温和拉回："这个有意思，我们回到今天的原文"；⑤ 争论→"两种看法都很好，大家保留自己的理解"；⑥ 确保人人发言；⑦ 不评判任何人的分享；⑧ 时间到了就推进；⑨ 慈心练习照读引导词即可；⑩ 结束一起回向。</w:t>
+        <w:t>：</w:t>
       </w:r>
     </w:p>
     <w:p>
       <w:pPr>
-        <w:spacing w:before="40" w:after="80"/>
-        <w:ind w:left="283"/>
-        <w:shd w:val="clear" w:color="auto" w:fill="EEF2F8"/>
+        <w:ind w:left="170"/>
         <w:pBdr>
-          <w:left w:val="single" w:sz="20" w:space="6" w:color="1F3864"/>
+          <w:left w:val="single" w:sz="18" w:space="4" w:color="1F3864"/>
         </w:pBdr>
+        <w:shd w:val="clear" w:fill="F2F5FA"/>
+      </w:pPr>
+      <w:r>
+        <w:rPr>
+          <w:b w:val="0"/>
+        </w:rPr>
+        <w:t>① 不讲解、不提供答案——让原文自己说话；② 有人问"正确答案"→说"先听听大家的看法"；③ 冷场→主持人先分享自己的真实感受；④ 跑题→温和拉回："这个有意思，我们回到今天的原文"；⑤ 争论→"两种看法都很好，大家保留自己的理解"；⑥ 确保人人发言；⑦ 不评判任何人的分享；⑧ 时间到了就推进；⑨ 慈心练习照读引导词即可；⑩ 结束一起回向。</w:t>
+      </w:r>
+    </w:p>
+    <w:p>
+      <w:pPr>
+        <w:ind w:left="170"/>
+        <w:pBdr>
+          <w:left w:val="single" w:sz="18" w:space="4" w:color="1F3864"/>
+        </w:pBdr>
+        <w:shd w:val="clear" w:fill="F2F5FA"/>
       </w:pPr>
       <w:r>
         <w:rPr>
           <w:b/>
-          <w:sz w:val="20"/>
         </w:rPr>
         <w:t>读书会02：慈心禅修习 · 第2周</w:t>
       </w:r>
+    </w:p>
+    <w:p>
+      <w:pPr>
+        <w:ind w:left="170"/>
+        <w:pBdr>
+          <w:left w:val="single" w:sz="18" w:space="4" w:color="1F3864"/>
+        </w:pBdr>
+        <w:shd w:val="clear" w:fill="F2F5FA"/>
+      </w:pPr>
       <w:r>
         <w:rPr>
-          <w:sz w:val="20"/>
+          <w:b w:val="0"/>
         </w:rPr>
-        <w:t xml:space="preserve"> 主持人：本周有实际练习环节，照读引导词即可。你不需要"会修"，只需要带领大家尝试。 本周主题：修慈心的第一步——先学会对自己好（四句祝福语）。</w:t>
+        <w:t>主持人：本周有实际练习环节，照读引导词即可。你不需要"会修"，只需要带领大家尝试。</w:t>
+      </w:r>
+    </w:p>
+    <w:p>
+      <w:pPr>
+        <w:ind w:left="170"/>
+        <w:pBdr>
+          <w:left w:val="single" w:sz="18" w:space="4" w:color="1F3864"/>
+        </w:pBdr>
+        <w:shd w:val="clear" w:fill="F2F5FA"/>
+      </w:pPr>
+      <w:r>
+        <w:rPr>
+          <w:b w:val="0"/>
+        </w:rPr>
+        <w:t>本周主题：修慈心的第一步——先学会对自己好（四句祝福语）。</w:t>
       </w:r>
       <w:r>
         <w:rPr>
           <w:b/>
-          <w:sz w:val="20"/>
         </w:rPr>
         <w:t>全部原文均为文字版（PDF/课件），可直接共读。</w:t>
       </w:r>
     </w:p>
     <w:p>
-      <w:pPr>
-        <w:spacing w:before="160" w:after="80"/>
-      </w:pPr>
       <w:r>
         <w:rPr>
-          <w:rFonts w:ascii="Microsoft YaHei" w:hAnsi="Microsoft YaHei" w:eastAsia="Microsoft YaHei"/>
           <w:b/>
           <w:color w:val="1F3864"/>
-          <w:sz w:val="28"/>
+          <w:sz w:val="26"/>
         </w:rPr>
         <w:t>📋 本周信息卡</w:t>
       </w:r>
@@ -632,7 +765,6 @@
       <w:tblPr>
         <w:tblStyle w:val="TableGrid"/>
         <w:tblW w:type="auto" w:w="0"/>
-        <w:jc w:val="center"/>
         <w:tblLook w:firstColumn="1" w:firstRow="1" w:lastColumn="0" w:lastRow="0" w:noHBand="0" w:noVBand="1" w:val="04A0"/>
       </w:tblPr>
       <w:tblGrid>
@@ -643,17 +775,20 @@
         <w:tc>
           <w:tcPr>
             <w:tcW w:type="dxa" w:w="4819"/>
-            <w:shd w:val="clear" w:color="auto" w:fill="1F3864"/>
+            <w:shd w:val="clear" w:fill="1F3864"/>
           </w:tcPr>
           <w:p>
-            <w:pPr>
-              <w:spacing w:after="20"/>
-            </w:pPr>
             <w:r>
               <w:rPr>
-                <w:b/>
                 <w:color w:val="FFFFFF"/>
-                <w:sz w:val="19"/>
+                <w:sz w:val="18"/>
+              </w:rPr>
+            </w:r>
+            <w:r>
+              <w:rPr>
+                <w:b w:val="0"/>
+                <w:color w:val="FFFFFF"/>
+                <w:sz w:val="18"/>
               </w:rPr>
               <w:t>项目</w:t>
             </w:r>
@@ -662,17 +797,20 @@
         <w:tc>
           <w:tcPr>
             <w:tcW w:type="dxa" w:w="4819"/>
-            <w:shd w:val="clear" w:color="auto" w:fill="1F3864"/>
+            <w:shd w:val="clear" w:fill="1F3864"/>
           </w:tcPr>
           <w:p>
-            <w:pPr>
-              <w:spacing w:after="20"/>
-            </w:pPr>
             <w:r>
               <w:rPr>
-                <w:b/>
                 <w:color w:val="FFFFFF"/>
-                <w:sz w:val="19"/>
+                <w:sz w:val="18"/>
+              </w:rPr>
+            </w:r>
+            <w:r>
+              <w:rPr>
+                <w:b w:val="0"/>
+                <w:color w:val="FFFFFF"/>
+                <w:sz w:val="18"/>
               </w:rPr>
               <w:t>内容</w:t>
             </w:r>
@@ -685,12 +823,15 @@
             <w:tcW w:type="dxa" w:w="4819"/>
           </w:tcPr>
           <w:p>
-            <w:pPr>
-              <w:spacing w:after="20"/>
-            </w:pPr>
             <w:r>
               <w:rPr>
-                <w:sz w:val="19"/>
+                <w:sz w:val="18"/>
+              </w:rPr>
+            </w:r>
+            <w:r>
+              <w:rPr>
+                <w:b w:val="0"/>
+                <w:sz w:val="18"/>
               </w:rPr>
               <w:t>时长</w:t>
             </w:r>
@@ -701,12 +842,15 @@
             <w:tcW w:type="dxa" w:w="4819"/>
           </w:tcPr>
           <w:p>
-            <w:pPr>
-              <w:spacing w:after="20"/>
-            </w:pPr>
             <w:r>
               <w:rPr>
-                <w:sz w:val="19"/>
+                <w:sz w:val="18"/>
+              </w:rPr>
+            </w:r>
+            <w:r>
+              <w:rPr>
+                <w:b w:val="0"/>
+                <w:sz w:val="18"/>
               </w:rPr>
               <w:t>120分钟</w:t>
             </w:r>
@@ -717,15 +861,18 @@
         <w:tc>
           <w:tcPr>
             <w:tcW w:type="dxa" w:w="4819"/>
-            <w:shd w:val="clear" w:color="auto" w:fill="F2F2F2"/>
+            <w:shd w:val="clear" w:fill="F2F5FA"/>
           </w:tcPr>
           <w:p>
-            <w:pPr>
-              <w:spacing w:after="20"/>
-            </w:pPr>
             <w:r>
               <w:rPr>
-                <w:sz w:val="19"/>
+                <w:sz w:val="18"/>
+              </w:rPr>
+            </w:r>
+            <w:r>
+              <w:rPr>
+                <w:b w:val="0"/>
+                <w:sz w:val="18"/>
               </w:rPr>
               <w:t>核心问题</w:t>
             </w:r>
@@ -734,15 +881,18 @@
         <w:tc>
           <w:tcPr>
             <w:tcW w:type="dxa" w:w="4819"/>
-            <w:shd w:val="clear" w:color="auto" w:fill="F2F2F2"/>
+            <w:shd w:val="clear" w:fill="F2F5FA"/>
           </w:tcPr>
           <w:p>
-            <w:pPr>
-              <w:spacing w:after="20"/>
-            </w:pPr>
             <w:r>
               <w:rPr>
-                <w:sz w:val="19"/>
+                <w:sz w:val="18"/>
+              </w:rPr>
+            </w:r>
+            <w:r>
+              <w:rPr>
+                <w:b w:val="0"/>
+                <w:sz w:val="18"/>
               </w:rPr>
               <w:t>为什么修慈心要从自己开始？四句祝福语（Averā…Sukhī…）怎么念？</w:t>
             </w:r>
@@ -755,12 +905,15 @@
             <w:tcW w:type="dxa" w:w="4819"/>
           </w:tcPr>
           <w:p>
-            <w:pPr>
-              <w:spacing w:after="20"/>
-            </w:pPr>
             <w:r>
               <w:rPr>
-                <w:sz w:val="19"/>
+                <w:sz w:val="18"/>
+              </w:rPr>
+            </w:r>
+            <w:r>
+              <w:rPr>
+                <w:b w:val="0"/>
+                <w:sz w:val="18"/>
               </w:rPr>
               <w:t>共读原文</w:t>
             </w:r>
@@ -771,12 +924,15 @@
             <w:tcW w:type="dxa" w:w="4819"/>
           </w:tcPr>
           <w:p>
-            <w:pPr>
-              <w:spacing w:after="20"/>
-            </w:pPr>
             <w:r>
               <w:rPr>
-                <w:sz w:val="19"/>
+                <w:sz w:val="18"/>
+              </w:rPr>
+            </w:r>
+            <w:r>
+              <w:rPr>
+                <w:b w:val="0"/>
+                <w:sz w:val="18"/>
               </w:rPr>
               <w:t>① 《应作慈爱经》全文（PDF课件）② 如来禅修学体系81·慈心所（PDF课件）③ 为何先对自己——推己及人与四句祝福语（第188讲）</w:t>
             </w:r>
@@ -787,15 +943,18 @@
         <w:tc>
           <w:tcPr>
             <w:tcW w:type="dxa" w:w="4819"/>
-            <w:shd w:val="clear" w:color="auto" w:fill="F2F2F2"/>
+            <w:shd w:val="clear" w:fill="F2F5FA"/>
           </w:tcPr>
           <w:p>
-            <w:pPr>
-              <w:spacing w:after="20"/>
-            </w:pPr>
             <w:r>
               <w:rPr>
-                <w:sz w:val="19"/>
+                <w:sz w:val="18"/>
+              </w:rPr>
+            </w:r>
+            <w:r>
+              <w:rPr>
+                <w:b w:val="0"/>
+                <w:sz w:val="18"/>
               </w:rPr>
               <w:t>本周练习</w:t>
             </w:r>
@@ -804,15 +963,18 @@
         <w:tc>
           <w:tcPr>
             <w:tcW w:type="dxa" w:w="4819"/>
-            <w:shd w:val="clear" w:color="auto" w:fill="F2F2F2"/>
+            <w:shd w:val="clear" w:fill="F2F5FA"/>
           </w:tcPr>
           <w:p>
-            <w:pPr>
-              <w:spacing w:after="20"/>
-            </w:pPr>
             <w:r>
               <w:rPr>
-                <w:sz w:val="19"/>
+                <w:sz w:val="18"/>
+              </w:rPr>
+            </w:r>
+            <w:r>
+              <w:rPr>
+                <w:b w:val="0"/>
+                <w:sz w:val="18"/>
               </w:rPr>
               <w:t>身体部位感恩祝福（照引导词做）</w:t>
             </w:r>
@@ -821,15 +983,11 @@
       </w:tr>
     </w:tbl>
     <w:p>
-      <w:pPr>
-        <w:spacing w:before="160" w:after="80"/>
-      </w:pPr>
       <w:r>
         <w:rPr>
-          <w:rFonts w:ascii="Microsoft YaHei" w:hAnsi="Microsoft YaHei" w:eastAsia="Microsoft YaHei"/>
           <w:b/>
           <w:color w:val="1F3864"/>
-          <w:sz w:val="28"/>
+          <w:sz w:val="26"/>
         </w:rPr>
         <w:t>⏱ 时间弹性指南（本讲通用）</w:t>
       </w:r>
@@ -838,7 +996,6 @@
       <w:tblPr>
         <w:tblStyle w:val="TableGrid"/>
         <w:tblW w:type="auto" w:w="0"/>
-        <w:jc w:val="center"/>
         <w:tblLook w:firstColumn="1" w:firstRow="1" w:lastColumn="0" w:lastRow="0" w:noHBand="0" w:noVBand="1" w:val="04A0"/>
       </w:tblPr>
       <w:tblGrid>
@@ -849,17 +1006,20 @@
         <w:tc>
           <w:tcPr>
             <w:tcW w:type="dxa" w:w="4819"/>
-            <w:shd w:val="clear" w:color="auto" w:fill="1F3864"/>
+            <w:shd w:val="clear" w:fill="1F3864"/>
           </w:tcPr>
           <w:p>
-            <w:pPr>
-              <w:spacing w:after="20"/>
-            </w:pPr>
             <w:r>
               <w:rPr>
-                <w:b/>
                 <w:color w:val="FFFFFF"/>
-                <w:sz w:val="19"/>
+                <w:sz w:val="18"/>
+              </w:rPr>
+            </w:r>
+            <w:r>
+              <w:rPr>
+                <w:b w:val="0"/>
+                <w:color w:val="FFFFFF"/>
+                <w:sz w:val="18"/>
               </w:rPr>
               <w:t>情况</w:t>
             </w:r>
@@ -868,17 +1028,20 @@
         <w:tc>
           <w:tcPr>
             <w:tcW w:type="dxa" w:w="4819"/>
-            <w:shd w:val="clear" w:color="auto" w:fill="1F3864"/>
+            <w:shd w:val="clear" w:fill="1F3864"/>
           </w:tcPr>
           <w:p>
-            <w:pPr>
-              <w:spacing w:after="20"/>
-            </w:pPr>
             <w:r>
               <w:rPr>
-                <w:b/>
                 <w:color w:val="FFFFFF"/>
-                <w:sz w:val="19"/>
+                <w:sz w:val="18"/>
+              </w:rPr>
+            </w:r>
+            <w:r>
+              <w:rPr>
+                <w:b w:val="0"/>
+                <w:color w:val="FFFFFF"/>
+                <w:sz w:val="18"/>
               </w:rPr>
               <w:t>应对方法</w:t>
             </w:r>
@@ -891,19 +1054,22 @@
             <w:tcW w:type="dxa" w:w="4819"/>
           </w:tcPr>
           <w:p>
-            <w:pPr>
-              <w:spacing w:after="20"/>
-            </w:pPr>
+            <w:r>
+              <w:rPr>
+                <w:sz w:val="18"/>
+              </w:rPr>
+            </w:r>
             <w:r>
               <w:rPr>
                 <w:b/>
-                <w:sz w:val="19"/>
+                <w:sz w:val="18"/>
               </w:rPr>
               <w:t>时间不够</w:t>
             </w:r>
             <w:r>
               <w:rPr>
-                <w:sz w:val="19"/>
+                <w:b w:val="0"/>
+                <w:sz w:val="18"/>
               </w:rPr>
               <w:t>（共读太长/讨论超时）</w:t>
             </w:r>
@@ -914,25 +1080,29 @@
             <w:tcW w:type="dxa" w:w="4819"/>
           </w:tcPr>
           <w:p>
-            <w:pPr>
-              <w:spacing w:after="20"/>
-            </w:pPr>
             <w:r>
               <w:rPr>
-                <w:sz w:val="19"/>
+                <w:sz w:val="18"/>
+              </w:rPr>
+            </w:r>
+            <w:r>
+              <w:rPr>
+                <w:b w:val="0"/>
+                <w:sz w:val="18"/>
               </w:rPr>
               <w:t xml:space="preserve">① 静心开场缩至5分钟；② 共读原文只读标注 </w:t>
             </w:r>
             <w:r>
               <w:rPr>
                 <w:b/>
-                <w:sz w:val="19"/>
+                <w:sz w:val="18"/>
               </w:rPr>
               <w:t>★核心</w:t>
             </w:r>
             <w:r>
               <w:rPr>
-                <w:sz w:val="19"/>
+                <w:b w:val="0"/>
+                <w:sz w:val="18"/>
               </w:rPr>
               <w:t xml:space="preserve"> 的段落，其余跳过；③ 第一轮分享每人只说一句话；④ 主题讨论只讨论问题①；⑤ 慈心练习可跳过（或缩至5分钟）；⑥ 收尾回向缩至10分钟</w:t>
             </w:r>
@@ -943,22 +1113,25 @@
         <w:tc>
           <w:tcPr>
             <w:tcW w:type="dxa" w:w="4819"/>
-            <w:shd w:val="clear" w:color="auto" w:fill="F2F2F2"/>
+            <w:shd w:val="clear" w:fill="F2F5FA"/>
           </w:tcPr>
           <w:p>
-            <w:pPr>
-              <w:spacing w:after="20"/>
-            </w:pPr>
+            <w:r>
+              <w:rPr>
+                <w:sz w:val="18"/>
+              </w:rPr>
+            </w:r>
             <w:r>
               <w:rPr>
                 <w:b/>
-                <w:sz w:val="19"/>
+                <w:sz w:val="18"/>
               </w:rPr>
               <w:t>时间富余</w:t>
             </w:r>
             <w:r>
               <w:rPr>
-                <w:sz w:val="19"/>
+                <w:b w:val="0"/>
+                <w:sz w:val="18"/>
               </w:rPr>
               <w:t>（共读快/讨论提前结束）</w:t>
             </w:r>
@@ -967,15 +1140,18 @@
         <w:tc>
           <w:tcPr>
             <w:tcW w:type="dxa" w:w="4819"/>
-            <w:shd w:val="clear" w:color="auto" w:fill="F2F2F2"/>
+            <w:shd w:val="clear" w:fill="F2F5FA"/>
           </w:tcPr>
           <w:p>
-            <w:pPr>
-              <w:spacing w:after="20"/>
-            </w:pPr>
             <w:r>
               <w:rPr>
-                <w:sz w:val="19"/>
+                <w:sz w:val="18"/>
+              </w:rPr>
+            </w:r>
+            <w:r>
+              <w:rPr>
+                <w:b w:val="0"/>
+                <w:sz w:val="18"/>
               </w:rPr>
               <w:t>① 用"📚 扩展内容包"中的补充原文段落继续共读；② 增加扩展讨论问题；③ 延长慈心练习时间；④ 增加"每人分享一个生活实例"环节</w:t>
             </w:r>
@@ -985,43 +1161,37 @@
     </w:tbl>
     <w:p>
       <w:pPr>
-        <w:spacing w:before="40" w:after="80"/>
-        <w:ind w:left="283"/>
-        <w:shd w:val="clear" w:color="auto" w:fill="EEF2F8"/>
+        <w:ind w:left="170"/>
         <w:pBdr>
-          <w:left w:val="single" w:sz="20" w:space="6" w:color="1F3864"/>
+          <w:left w:val="single" w:sz="18" w:space="4" w:color="1F3864"/>
         </w:pBdr>
+        <w:shd w:val="clear" w:fill="F2F5FA"/>
       </w:pPr>
       <w:r>
         <w:rPr>
-          <w:sz w:val="20"/>
+          <w:b w:val="0"/>
         </w:rPr>
         <w:t>💡 原则：</w:t>
       </w:r>
       <w:r>
         <w:rPr>
           <w:b/>
-          <w:sz w:val="20"/>
         </w:rPr>
         <w:t>讨论比读完重要，体验比讲完重要。</w:t>
       </w:r>
       <w:r>
         <w:rPr>
-          <w:sz w:val="20"/>
+          <w:b w:val="0"/>
         </w:rPr>
         <w:t xml:space="preserve"> 宁可跳过后半段原文，也要让每个人都有机会说话。</w:t>
       </w:r>
     </w:p>
     <w:p>
-      <w:pPr>
-        <w:spacing w:before="160" w:after="80"/>
-      </w:pPr>
       <w:r>
         <w:rPr>
-          <w:rFonts w:ascii="Microsoft YaHei" w:hAnsi="Microsoft YaHei" w:eastAsia="Microsoft YaHei"/>
           <w:b/>
           <w:color w:val="1F3864"/>
-          <w:sz w:val="28"/>
+          <w:sz w:val="26"/>
         </w:rPr>
         <w:t>🧘 静心开场（10 min）</w:t>
       </w:r>
@@ -1030,360 +1200,312 @@
       <w:r>
         <w:rPr>
           <w:b/>
-          <w:sz w:val="21"/>
         </w:rPr>
         <w:t>主持人引导语</w:t>
       </w:r>
       <w:r>
         <w:rPr>
-          <w:sz w:val="21"/>
+          <w:b w:val="0"/>
         </w:rPr>
         <w:t>（照读即可）：</w:t>
       </w:r>
     </w:p>
     <w:p>
       <w:pPr>
-        <w:spacing w:before="40" w:after="80"/>
-        <w:ind w:left="283"/>
-        <w:shd w:val="clear" w:color="auto" w:fill="EEF2F8"/>
+        <w:ind w:left="170"/>
         <w:pBdr>
-          <w:left w:val="single" w:sz="20" w:space="6" w:color="1F3864"/>
+          <w:left w:val="single" w:sz="18" w:space="4" w:color="1F3864"/>
         </w:pBdr>
+        <w:shd w:val="clear" w:fill="F2F5FA"/>
       </w:pPr>
       <w:r>
         <w:rPr>
-          <w:sz w:val="20"/>
+          <w:b w:val="0"/>
         </w:rPr>
-        <w:t>先静坐一分钟，让心安静下来。（停顿） 今天我们的主题是"对自己散播慈爱"。很多人听到"爱自己"会觉得不习惯，甚至觉得自私。但古源尊者说：一个不会爱自己的人，是没法真正爱别人的。今天我们一起来试一试，先对自己好一点。</w:t>
+        <w:t>先静坐一分钟，让心安静下来。（停顿）</w:t>
       </w:r>
     </w:p>
     <w:p>
       <w:pPr>
-        <w:spacing w:before="40" w:after="80"/>
-        <w:ind w:left="283"/>
-        <w:shd w:val="clear" w:color="auto" w:fill="EEF2F8"/>
+        <w:ind w:left="170"/>
         <w:pBdr>
-          <w:left w:val="single" w:sz="20" w:space="6" w:color="1F3864"/>
+          <w:left w:val="single" w:sz="18" w:space="4" w:color="1F3864"/>
         </w:pBdr>
+        <w:shd w:val="clear" w:fill="F2F5FA"/>
       </w:pPr>
       <w:r>
         <w:rPr>
-          <w:sz w:val="20"/>
+          <w:b w:val="0"/>
+        </w:rPr>
+        <w:t>今天我们的主题是"对自己散播慈爱"。很多人听到"爱自己"会觉得不习惯，甚至觉得自私。但古源尊者说：一个不会爱自己的人，是没法真正爱别人的。今天我们一起来试一试，先对自己好一点。</w:t>
+      </w:r>
+    </w:p>
+    <w:p>
+      <w:pPr>
+        <w:ind w:left="170"/>
+        <w:pBdr>
+          <w:left w:val="single" w:sz="18" w:space="4" w:color="1F3864"/>
+        </w:pBdr>
+        <w:shd w:val="clear" w:fill="F2F5FA"/>
+      </w:pPr>
+      <w:r>
+        <w:rPr>
+          <w:b w:val="0"/>
         </w:rPr>
         <w:t xml:space="preserve">💬 </w:t>
       </w:r>
       <w:r>
         <w:rPr>
           <w:b/>
-          <w:sz w:val="20"/>
         </w:rPr>
         <w:t>破冰｜3–5分钟</w:t>
       </w:r>
       <w:r>
         <w:rPr>
-          <w:sz w:val="20"/>
+          <w:b w:val="0"/>
         </w:rPr>
         <w:t>：这周，你对自己说过一句温柔的话吗？如果没有，此刻你最想对自己说的一句是什么？</w:t>
       </w:r>
     </w:p>
     <w:p>
       <w:pPr>
-        <w:spacing w:before="40" w:after="80"/>
-        <w:ind w:left="283"/>
-        <w:shd w:val="clear" w:color="auto" w:fill="EEF2F8"/>
+        <w:ind w:left="170"/>
         <w:pBdr>
-          <w:left w:val="single" w:sz="20" w:space="6" w:color="1F3864"/>
+          <w:left w:val="single" w:sz="18" w:space="4" w:color="1F3864"/>
         </w:pBdr>
+        <w:shd w:val="clear" w:fill="F2F5FA"/>
       </w:pPr>
       <w:r>
         <w:rPr>
-          <w:sz w:val="20"/>
+          <w:b w:val="0"/>
         </w:rPr>
         <w:t xml:space="preserve">🛡️ </w:t>
       </w:r>
       <w:r>
         <w:rPr>
           <w:b/>
-          <w:sz w:val="20"/>
         </w:rPr>
         <w:t>心理安全三约定</w:t>
       </w:r>
       <w:r>
         <w:rPr>
-          <w:sz w:val="20"/>
+          <w:b w:val="0"/>
         </w:rPr>
         <w:t xml:space="preserve">（每次开场在心里过一遍）：① </w:t>
       </w:r>
       <w:r>
         <w:rPr>
           <w:b/>
-          <w:sz w:val="20"/>
         </w:rPr>
         <w:t>保密</w:t>
       </w:r>
       <w:r>
         <w:rPr>
-          <w:sz w:val="20"/>
+          <w:b w:val="0"/>
         </w:rPr>
         <w:t xml:space="preserve">——这里说的话不出这间屋子；② </w:t>
       </w:r>
       <w:r>
         <w:rPr>
           <w:b/>
-          <w:sz w:val="20"/>
         </w:rPr>
         <w:t>不评判</w:t>
       </w:r>
       <w:r>
         <w:rPr>
-          <w:sz w:val="20"/>
+          <w:b w:val="0"/>
         </w:rPr>
         <w:t xml:space="preserve">——不评价任何人的分享，也不急着评价自己；③ </w:t>
       </w:r>
       <w:r>
         <w:rPr>
           <w:b/>
-          <w:sz w:val="20"/>
         </w:rPr>
         <w:t>可随时暂停</w:t>
       </w:r>
       <w:r>
         <w:rPr>
-          <w:sz w:val="20"/>
+          <w:b w:val="0"/>
         </w:rPr>
         <w:t>——任何时候觉得不舒服，都可以停下来休息、喝水或离开，不需要解释。</w:t>
       </w:r>
     </w:p>
     <w:p>
-      <w:pPr>
-        <w:spacing w:before="160" w:after="80"/>
-      </w:pPr>
       <w:r>
         <w:rPr>
-          <w:rFonts w:ascii="Microsoft YaHei" w:hAnsi="Microsoft YaHei" w:eastAsia="Microsoft YaHei"/>
           <w:b/>
           <w:color w:val="1F3864"/>
-          <w:sz w:val="28"/>
+          <w:sz w:val="26"/>
         </w:rPr>
         <w:t>📖 共读原文（25 min）</w:t>
       </w:r>
     </w:p>
     <w:p>
       <w:pPr>
-        <w:spacing w:before="40" w:after="80"/>
-        <w:ind w:left="283"/>
-        <w:shd w:val="clear" w:color="auto" w:fill="EEF2F8"/>
+        <w:ind w:left="170"/>
         <w:pBdr>
-          <w:left w:val="single" w:sz="20" w:space="6" w:color="1F3864"/>
+          <w:left w:val="single" w:sz="18" w:space="4" w:color="1F3864"/>
         </w:pBdr>
+        <w:shd w:val="clear" w:fill="F2F5FA"/>
       </w:pPr>
       <w:r>
         <w:rPr>
-          <w:sz w:val="20"/>
+          <w:b w:val="0"/>
         </w:rPr>
         <w:t xml:space="preserve">🎤 </w:t>
       </w:r>
       <w:r>
         <w:rPr>
           <w:b/>
-          <w:sz w:val="20"/>
         </w:rPr>
         <w:t>本周朗读段</w:t>
       </w:r>
       <w:r>
         <w:rPr>
-          <w:sz w:val="20"/>
+          <w:b w:val="0"/>
         </w:rPr>
         <w:t>（★核心段落｜约 848 字｜中等稍慢约 5 分钟；本讲共读原文正文合计约 2228 字）：先朗读全部★核心段落；◈扩展段落及补充原文作默读／选读／延伸。</w:t>
       </w:r>
     </w:p>
     <w:p>
-      <w:pPr>
-        <w:spacing w:before="120" w:after="80"/>
-      </w:pPr>
       <w:r>
         <w:rPr>
-          <w:rFonts w:ascii="Microsoft YaHei" w:hAnsi="Microsoft YaHei" w:eastAsia="Microsoft YaHei"/>
           <w:b/>
           <w:color w:val="1F3864"/>
-          <w:sz w:val="25"/>
+          <w:sz w:val="23"/>
         </w:rPr>
         <w:t>原文材料①：应作慈爱经（全文）</w:t>
       </w:r>
     </w:p>
     <w:p>
       <w:pPr>
-        <w:spacing w:before="40" w:after="80"/>
-        <w:ind w:left="283"/>
-        <w:shd w:val="clear" w:color="auto" w:fill="EEF2F8"/>
+        <w:ind w:left="170"/>
         <w:pBdr>
-          <w:left w:val="single" w:sz="20" w:space="6" w:color="1F3864"/>
+          <w:left w:val="single" w:sz="18" w:space="4" w:color="1F3864"/>
         </w:pBdr>
+        <w:shd w:val="clear" w:fill="F2F5FA"/>
       </w:pPr>
       <w:r>
         <w:rPr>
           <w:b/>
-          <w:sz w:val="20"/>
         </w:rPr>
         <w:t>段落优先级</w:t>
       </w:r>
       <w:r>
         <w:rPr>
-          <w:sz w:val="20"/>
+          <w:b w:val="0"/>
         </w:rPr>
         <w:t>：★核心必读（时间不够时只读这段）｜◈可选（时间富余时读）</w:t>
       </w:r>
     </w:p>
     <w:p>
       <w:pPr>
-        <w:ind w:left="340"/>
+        <w:pStyle w:val="ListBullet"/>
       </w:pPr>
       <w:r>
         <w:rPr>
-          <w:color w:val="1F3864"/>
-          <w:sz w:val="21"/>
-        </w:rPr>
-        <w:t xml:space="preserve">• </w:t>
-      </w:r>
-      <w:r>
-        <w:rPr>
           <w:b/>
-          <w:sz w:val="21"/>
         </w:rPr>
         <w:t>标题</w:t>
       </w:r>
       <w:r>
         <w:rPr>
-          <w:sz w:val="21"/>
+          <w:b w:val="0"/>
         </w:rPr>
         <w:t>：2025五月包容寺短期出家修习营21-贤善沙门子之善德篇-慈经中的十五种素质1-古源尊者（课件）</w:t>
       </w:r>
     </w:p>
     <w:p>
       <w:pPr>
-        <w:ind w:left="340"/>
+        <w:pStyle w:val="ListBullet"/>
       </w:pPr>
       <w:r>
         <w:rPr>
-          <w:color w:val="1F3864"/>
-          <w:sz w:val="21"/>
-        </w:rPr>
-        <w:t xml:space="preserve">• </w:t>
-      </w:r>
-      <w:r>
-        <w:rPr>
           <w:b/>
-          <w:sz w:val="21"/>
         </w:rPr>
         <w:t>文件类型</w:t>
       </w:r>
       <w:r>
         <w:rPr>
-          <w:sz w:val="21"/>
+          <w:b w:val="0"/>
         </w:rPr>
         <w:t>：PDF课件（文字版）</w:t>
       </w:r>
     </w:p>
     <w:p>
       <w:pPr>
-        <w:ind w:left="340"/>
+        <w:pStyle w:val="ListBullet"/>
       </w:pPr>
       <w:r>
         <w:rPr>
-          <w:color w:val="1F3864"/>
-          <w:sz w:val="21"/>
-        </w:rPr>
-        <w:t xml:space="preserve">• </w:t>
-      </w:r>
-      <w:r>
-        <w:rPr>
           <w:b/>
-          <w:sz w:val="21"/>
         </w:rPr>
         <w:t>知识库出处</w:t>
       </w:r>
       <w:r>
         <w:rPr>
-          <w:sz w:val="21"/>
+          <w:b w:val="0"/>
         </w:rPr>
         <w:t>：知识库「古源尊者开示及上座部佛教资料」</w:t>
       </w:r>
     </w:p>
     <w:p>
       <w:pPr>
-        <w:ind w:left="340"/>
+        <w:pStyle w:val="ListBullet"/>
       </w:pPr>
       <w:r>
         <w:rPr>
-          <w:color w:val="1F3864"/>
-          <w:sz w:val="21"/>
-        </w:rPr>
-        <w:t xml:space="preserve">• </w:t>
-      </w:r>
-      <w:r>
-        <w:rPr>
           <w:b/>
-          <w:sz w:val="21"/>
         </w:rPr>
         <w:t>media_id</w:t>
       </w:r>
       <w:r>
         <w:rPr>
-          <w:sz w:val="21"/>
+          <w:b w:val="0"/>
         </w:rPr>
-        <w:t>：`pdf_d0dd1c0cd17209afe241ece24bf6b7b4_5282549719bf41f4d6b93862db188e657439961422831605`</w:t>
+        <w:t>：pdf_d0dd1c0cd17209afe241ece24bf6b7b4_5282549719bf41f4d6b93862db188e657439961422831605</w:t>
       </w:r>
     </w:p>
     <w:p>
       <w:pPr>
-        <w:ind w:left="340"/>
+        <w:pStyle w:val="ListBullet"/>
       </w:pPr>
       <w:r>
         <w:rPr>
-          <w:color w:val="1F3864"/>
-          <w:sz w:val="21"/>
-        </w:rPr>
-        <w:t xml:space="preserve">• </w:t>
-      </w:r>
-      <w:r>
-        <w:rPr>
           <w:b/>
-          <w:sz w:val="21"/>
         </w:rPr>
         <w:t>打开方式</w:t>
       </w:r>
       <w:r>
         <w:rPr>
-          <w:sz w:val="21"/>
+          <w:b w:val="0"/>
         </w:rPr>
         <w:t>：ima知识库搜索「慈经中的十五种素质1」即可打开</w:t>
       </w:r>
     </w:p>
     <w:p>
       <w:pPr>
-        <w:spacing w:before="40" w:after="80"/>
-        <w:ind w:left="283"/>
-        <w:shd w:val="clear" w:color="auto" w:fill="EEF2F8"/>
+        <w:ind w:left="170"/>
         <w:pBdr>
-          <w:left w:val="single" w:sz="20" w:space="6" w:color="1F3864"/>
+          <w:left w:val="single" w:sz="18" w:space="4" w:color="1F3864"/>
         </w:pBdr>
+        <w:shd w:val="clear" w:fill="F2F5FA"/>
       </w:pPr>
       <w:r>
         <w:rPr>
-          <w:sz w:val="20"/>
+          <w:b w:val="0"/>
         </w:rPr>
         <w:t xml:space="preserve">📎 </w:t>
       </w:r>
       <w:r>
         <w:rPr>
           <w:b/>
-          <w:sz w:val="20"/>
         </w:rPr>
         <w:t>完整原文见《原文全集》第六部分（应作慈爱经·含巴利原文与中文翻译）</w:t>
       </w:r>
       <w:r>
         <w:rPr>
-          <w:sz w:val="20"/>
+          <w:b w:val="0"/>
         </w:rPr>
         <w:t>，以下为经文完整文字（从原文全集复制，未删改）：</w:t>
       </w:r>
@@ -1392,13 +1514,12 @@
       <w:r>
         <w:rPr>
           <w:b/>
-          <w:sz w:val="21"/>
         </w:rPr>
         <w:t>◈扩展段落</w:t>
       </w:r>
       <w:r>
         <w:rPr>
-          <w:sz w:val="21"/>
+          <w:b w:val="0"/>
         </w:rPr>
         <w:t>（可选）【默读／选读／延伸】</w:t>
       </w:r>
@@ -1406,7 +1527,7 @@
     <w:p>
       <w:r>
         <w:rPr>
-          <w:sz w:val="21"/>
+          <w:b w:val="0"/>
         </w:rPr>
         <w:t>【巴利原文】</w:t>
       </w:r>
@@ -1414,7 +1535,7 @@
     <w:p>
       <w:r>
         <w:rPr>
-          <w:sz w:val="21"/>
+          <w:b w:val="0"/>
         </w:rPr>
         <w:t>Karaṇīyam atthakusalena, yantaṃ santaṃ padaṃ abhisamecca:</w:t>
       </w:r>
@@ -1422,7 +1543,7 @@
     <w:p>
       <w:r>
         <w:rPr>
-          <w:sz w:val="21"/>
+          <w:b w:val="0"/>
         </w:rPr>
         <w:t>sakko ujū ca sūjū ca, suvaco c'assa mudu anatimānī;</w:t>
       </w:r>
@@ -1430,7 +1551,7 @@
     <w:p>
       <w:r>
         <w:rPr>
-          <w:sz w:val="21"/>
+          <w:b w:val="0"/>
         </w:rPr>
         <w:t>Santussako ca subharo ca, appakicco ca sallahukavutti,</w:t>
       </w:r>
@@ -1438,7 +1559,7 @@
     <w:p>
       <w:r>
         <w:rPr>
-          <w:sz w:val="21"/>
+          <w:b w:val="0"/>
         </w:rPr>
         <w:t>santindriyo ca nipako ca, appagabbho kulesu ananugiddho.</w:t>
       </w:r>
@@ -1446,7 +1567,7 @@
     <w:p>
       <w:r>
         <w:rPr>
-          <w:sz w:val="21"/>
+          <w:b w:val="0"/>
         </w:rPr>
         <w:t>Na ca khuddaṃ samācare kiñci, yena viññū pare upavadeyyuṃ.</w:t>
       </w:r>
@@ -1454,7 +1575,7 @@
     <w:p>
       <w:r>
         <w:rPr>
-          <w:sz w:val="21"/>
+          <w:b w:val="0"/>
         </w:rPr>
         <w:t>sukhino vā khemino hontu, sabbe sattā bhavantu sukhitattā.</w:t>
       </w:r>
@@ -1462,7 +1583,7 @@
     <w:p>
       <w:r>
         <w:rPr>
-          <w:sz w:val="21"/>
+          <w:b w:val="0"/>
         </w:rPr>
         <w:t>Ye keci pāṇabhūt'atthi, tasā vā thāvarā vā anavasesā,</w:t>
       </w:r>
@@ -1470,7 +1591,7 @@
     <w:p>
       <w:r>
         <w:rPr>
-          <w:sz w:val="21"/>
+          <w:b w:val="0"/>
         </w:rPr>
         <w:t>dīghā vā ye mahantā vā, majjhimā rassakāṇukathūlā;</w:t>
       </w:r>
@@ -1478,7 +1599,7 @@
     <w:p>
       <w:r>
         <w:rPr>
-          <w:sz w:val="21"/>
+          <w:b w:val="0"/>
         </w:rPr>
         <w:t>Diṭṭhā vā yeva addiṭṭhā, ye ca dūre vasanti avidūre,</w:t>
       </w:r>
@@ -1486,7 +1607,7 @@
     <w:p>
       <w:r>
         <w:rPr>
-          <w:sz w:val="21"/>
+          <w:b w:val="0"/>
         </w:rPr>
         <w:t>bhūtā vā sambhavesī vā, sabbe sattā bhavantu sukhitattā.</w:t>
       </w:r>
@@ -1494,7 +1615,7 @@
     <w:p>
       <w:r>
         <w:rPr>
-          <w:sz w:val="21"/>
+          <w:b w:val="0"/>
         </w:rPr>
         <w:t>Na paro paraṃ nikubbetha, nātimaññetha katthaci naṃ kañci;</w:t>
       </w:r>
@@ -1502,7 +1623,7 @@
     <w:p>
       <w:r>
         <w:rPr>
-          <w:sz w:val="21"/>
+          <w:b w:val="0"/>
         </w:rPr>
         <w:t>byārosanā paṭighasaññā, nāññamaññassa dukkhamiccheyya.</w:t>
       </w:r>
@@ -1510,7 +1631,7 @@
     <w:p>
       <w:r>
         <w:rPr>
-          <w:sz w:val="21"/>
+          <w:b w:val="0"/>
         </w:rPr>
         <w:t>Mātā yathā niyaṃ puttaṃ, āyusā ekaputtamanurakkhe;</w:t>
       </w:r>
@@ -1518,7 +1639,7 @@
     <w:p>
       <w:r>
         <w:rPr>
-          <w:sz w:val="21"/>
+          <w:b w:val="0"/>
         </w:rPr>
         <w:t>evampi sabbabhūtesu, mānasaṃ bhāvaye aparimāṇaṃ.</w:t>
       </w:r>
@@ -1526,7 +1647,7 @@
     <w:p>
       <w:r>
         <w:rPr>
-          <w:sz w:val="21"/>
+          <w:b w:val="0"/>
         </w:rPr>
         <w:t>Mettañca sabbalokasmiṃ, mānasaṃ bhāvaye aparimāṇaṃ,</w:t>
       </w:r>
@@ -1534,7 +1655,7 @@
     <w:p>
       <w:r>
         <w:rPr>
-          <w:sz w:val="21"/>
+          <w:b w:val="0"/>
         </w:rPr>
         <w:t>uddhaṃ adho ca tiriyañca, asambādhaṃ averaṃ asapattaṃ.</w:t>
       </w:r>
@@ -1542,7 +1663,7 @@
     <w:p>
       <w:r>
         <w:rPr>
-          <w:sz w:val="21"/>
+          <w:b w:val="0"/>
         </w:rPr>
         <w:t>Tiṭṭhaṃ caraṃ nisinno vā, sayāno vā yāvat'assa vigatamiddho,</w:t>
       </w:r>
@@ -1550,7 +1671,7 @@
     <w:p>
       <w:r>
         <w:rPr>
-          <w:sz w:val="21"/>
+          <w:b w:val="0"/>
         </w:rPr>
         <w:t>etaṃ satiṃ adhiṭṭheyya, brahmametaṃ vihāraṃ idhamāhu.</w:t>
       </w:r>
@@ -1558,7 +1679,7 @@
     <w:p>
       <w:r>
         <w:rPr>
-          <w:sz w:val="21"/>
+          <w:b w:val="0"/>
         </w:rPr>
         <w:t>Diṭṭhiñca anupagamma, sīlavā dassanena sampanno,</w:t>
       </w:r>
@@ -1566,7 +1687,7 @@
     <w:p>
       <w:r>
         <w:rPr>
-          <w:sz w:val="21"/>
+          <w:b w:val="0"/>
         </w:rPr>
         <w:t>kāmesu vineyya gedhaṃ, na hi jātu gabbhaseyyaṃ punaretīti.</w:t>
       </w:r>
@@ -1575,13 +1696,12 @@
       <w:r>
         <w:rPr>
           <w:b/>
-          <w:sz w:val="21"/>
         </w:rPr>
         <w:t>★核心段落</w:t>
       </w:r>
       <w:r>
         <w:rPr>
-          <w:sz w:val="21"/>
+          <w:b w:val="0"/>
         </w:rPr>
         <w:t>（必读）【本周朗读段】</w:t>
       </w:r>
@@ -1589,7 +1709,7 @@
     <w:p>
       <w:r>
         <w:rPr>
-          <w:sz w:val="21"/>
+          <w:b w:val="0"/>
         </w:rPr>
         <w:t>【中文翻译】</w:t>
       </w:r>
@@ -1597,7 +1717,7 @@
     <w:p>
       <w:r>
         <w:rPr>
-          <w:sz w:val="21"/>
+          <w:b w:val="0"/>
         </w:rPr>
         <w:t>善求义利、领悟寂静境界后应当作：</w:t>
       </w:r>
@@ -1605,7 +1725,7 @@
     <w:p>
       <w:r>
         <w:rPr>
-          <w:sz w:val="21"/>
+          <w:b w:val="0"/>
         </w:rPr>
         <w:t>有能力、正直、诚实，顺从、柔和、不骄慢；</w:t>
       </w:r>
@@ -1613,7 +1733,7 @@
     <w:p>
       <w:r>
         <w:rPr>
-          <w:sz w:val="21"/>
+          <w:b w:val="0"/>
         </w:rPr>
         <w:t>知足、易扶养，少事务、生活简朴，</w:t>
       </w:r>
@@ -1621,7 +1741,7 @@
     <w:p>
       <w:r>
         <w:rPr>
-          <w:sz w:val="21"/>
+          <w:b w:val="0"/>
         </w:rPr>
         <w:t>诸根寂静、贤明，不无礼与不贪著居家；</w:t>
       </w:r>
@@ -1629,7 +1749,7 @@
     <w:p>
       <w:r>
         <w:rPr>
-          <w:sz w:val="21"/>
+          <w:b w:val="0"/>
         </w:rPr>
         <w:t>只要会遭智者谴责，即使是小事也不做。</w:t>
       </w:r>
@@ -1637,7 +1757,7 @@
     <w:p>
       <w:r>
         <w:rPr>
-          <w:sz w:val="21"/>
+          <w:b w:val="0"/>
         </w:rPr>
         <w:t>愿一切有情幸福、安稳！自有其乐！</w:t>
       </w:r>
@@ -1645,7 +1765,7 @@
     <w:p>
       <w:r>
         <w:rPr>
-          <w:sz w:val="21"/>
+          <w:b w:val="0"/>
         </w:rPr>
         <w:t>凡所有的有情生类，动摇的或不动的，毫无遗漏，</w:t>
       </w:r>
@@ -1653,7 +1773,7 @@
     <w:p>
       <w:r>
         <w:rPr>
-          <w:sz w:val="21"/>
+          <w:b w:val="0"/>
         </w:rPr>
         <w:t>长的或大的，中的、短的、细的或粗的，</w:t>
       </w:r>
@@ -1661,7 +1781,7 @@
     <w:p>
       <w:r>
         <w:rPr>
-          <w:sz w:val="21"/>
+          <w:b w:val="0"/>
         </w:rPr>
         <w:t>凡是见到的或没见到的，住在远方或近处的，</w:t>
       </w:r>
@@ -1669,7 +1789,7 @@
     <w:p>
       <w:r>
         <w:rPr>
-          <w:sz w:val="21"/>
+          <w:b w:val="0"/>
         </w:rPr>
         <w:t>已生的或寻求出生的，愿一切有情自有其乐！</w:t>
       </w:r>
@@ -1677,7 +1797,7 @@
     <w:p>
       <w:r>
         <w:rPr>
-          <w:sz w:val="21"/>
+          <w:b w:val="0"/>
         </w:rPr>
         <w:t>不要有人欺骗他人，不要轻视任何地方的任何人，</w:t>
       </w:r>
@@ -1685,7 +1805,7 @@
     <w:p>
       <w:r>
         <w:rPr>
-          <w:sz w:val="21"/>
+          <w:b w:val="0"/>
         </w:rPr>
         <w:t>不要以忿怒、瞋恚想，而彼此希望对方受苦！</w:t>
       </w:r>
@@ -1693,7 +1813,7 @@
     <w:p>
       <w:r>
         <w:rPr>
-          <w:sz w:val="21"/>
+          <w:b w:val="0"/>
         </w:rPr>
         <w:t>正如母亲对待自己的儿子，会以生命来保护唯一的儿子；</w:t>
       </w:r>
@@ -1701,7 +1821,7 @@
     <w:p>
       <w:r>
         <w:rPr>
-          <w:sz w:val="21"/>
+          <w:b w:val="0"/>
         </w:rPr>
         <w:t>也如此对一切生类培育无量之心！</w:t>
       </w:r>
@@ -1709,7 +1829,7 @@
     <w:p>
       <w:r>
         <w:rPr>
-          <w:sz w:val="21"/>
+          <w:b w:val="0"/>
         </w:rPr>
         <w:t>以慈爱对一切世界培育无量之心，</w:t>
       </w:r>
@@ -1717,7 +1837,7 @@
     <w:p>
       <w:r>
         <w:rPr>
-          <w:sz w:val="21"/>
+          <w:b w:val="0"/>
         </w:rPr>
         <w:t>上方、下方及四方，无障碍、无怨恨、无敌对！</w:t>
       </w:r>
@@ -1725,7 +1845,7 @@
     <w:p>
       <w:r>
         <w:rPr>
-          <w:sz w:val="21"/>
+          <w:b w:val="0"/>
         </w:rPr>
         <w:t>站立、行走、坐着或躺卧，只要他离开睡眠，皆应确立如此之念，</w:t>
       </w:r>
@@ -1733,7 +1853,7 @@
     <w:p>
       <w:r>
         <w:rPr>
-          <w:sz w:val="21"/>
+          <w:b w:val="0"/>
         </w:rPr>
         <w:t>这是他们于此所说的梵住。</w:t>
       </w:r>
@@ -1741,7 +1861,7 @@
     <w:p>
       <w:r>
         <w:rPr>
-          <w:sz w:val="21"/>
+          <w:b w:val="0"/>
         </w:rPr>
         <w:t>不接受邪见，持戒，具足彻见，</w:t>
       </w:r>
@@ -1749,7 +1869,7 @@
     <w:p>
       <w:r>
         <w:rPr>
-          <w:sz w:val="21"/>
+          <w:b w:val="0"/>
         </w:rPr>
         <w:t>调伏对诸欲的贪求，确定不会再投胎！</w:t>
       </w:r>
@@ -1757,173 +1877,133 @@
     <w:p>
       <w:r>
         <w:rPr>
-          <w:sz w:val="21"/>
+          <w:b w:val="0"/>
         </w:rPr>
         <w:t>——应作慈爱经结束</w:t>
       </w:r>
     </w:p>
     <w:p>
-      <w:pPr>
-        <w:spacing w:before="120" w:after="80"/>
-      </w:pPr>
       <w:r>
         <w:rPr>
-          <w:rFonts w:ascii="Microsoft YaHei" w:hAnsi="Microsoft YaHei" w:eastAsia="Microsoft YaHei"/>
           <w:b/>
           <w:color w:val="1F3864"/>
-          <w:sz w:val="25"/>
+          <w:sz w:val="23"/>
         </w:rPr>
         <w:t>原文材料②：什么是慈心（慈心所的定义）</w:t>
       </w:r>
     </w:p>
     <w:p>
       <w:pPr>
-        <w:spacing w:before="40" w:after="80"/>
-        <w:ind w:left="283"/>
-        <w:shd w:val="clear" w:color="auto" w:fill="EEF2F8"/>
+        <w:ind w:left="170"/>
         <w:pBdr>
-          <w:left w:val="single" w:sz="20" w:space="6" w:color="1F3864"/>
+          <w:left w:val="single" w:sz="18" w:space="4" w:color="1F3864"/>
         </w:pBdr>
+        <w:shd w:val="clear" w:fill="F2F5FA"/>
       </w:pPr>
       <w:r>
         <w:rPr>
           <w:b/>
-          <w:sz w:val="20"/>
         </w:rPr>
         <w:t>段落优先级</w:t>
       </w:r>
       <w:r>
         <w:rPr>
-          <w:sz w:val="20"/>
+          <w:b w:val="0"/>
         </w:rPr>
         <w:t>：★核心必读（时间不够时只读这段）｜◈可选（时间富余时读）</w:t>
       </w:r>
     </w:p>
     <w:p>
       <w:pPr>
-        <w:ind w:left="340"/>
+        <w:pStyle w:val="ListBullet"/>
       </w:pPr>
       <w:r>
         <w:rPr>
-          <w:color w:val="1F3864"/>
-          <w:sz w:val="21"/>
-        </w:rPr>
-        <w:t xml:space="preserve">• </w:t>
-      </w:r>
-      <w:r>
-        <w:rPr>
           <w:b/>
-          <w:sz w:val="21"/>
         </w:rPr>
         <w:t>标题</w:t>
       </w:r>
       <w:r>
         <w:rPr>
-          <w:sz w:val="21"/>
+          <w:b w:val="0"/>
         </w:rPr>
         <w:t>：如来禅修学体系81-摄心所分别34-正命&amp;悲&amp;慈-古源尊者（课件）</w:t>
       </w:r>
     </w:p>
     <w:p>
       <w:pPr>
-        <w:ind w:left="340"/>
+        <w:pStyle w:val="ListBullet"/>
       </w:pPr>
       <w:r>
         <w:rPr>
-          <w:color w:val="1F3864"/>
-          <w:sz w:val="21"/>
-        </w:rPr>
-        <w:t xml:space="preserve">• </w:t>
-      </w:r>
-      <w:r>
-        <w:rPr>
           <w:b/>
-          <w:sz w:val="21"/>
         </w:rPr>
         <w:t>文件类型</w:t>
       </w:r>
       <w:r>
         <w:rPr>
-          <w:sz w:val="21"/>
+          <w:b w:val="0"/>
         </w:rPr>
         <w:t>：PDF课件（文字版）</w:t>
       </w:r>
     </w:p>
     <w:p>
       <w:pPr>
-        <w:ind w:left="340"/>
+        <w:pStyle w:val="ListBullet"/>
       </w:pPr>
       <w:r>
         <w:rPr>
-          <w:color w:val="1F3864"/>
-          <w:sz w:val="21"/>
-        </w:rPr>
-        <w:t xml:space="preserve">• </w:t>
-      </w:r>
-      <w:r>
-        <w:rPr>
           <w:b/>
-          <w:sz w:val="21"/>
         </w:rPr>
         <w:t>media_id</w:t>
       </w:r>
       <w:r>
         <w:rPr>
-          <w:sz w:val="21"/>
+          <w:b w:val="0"/>
         </w:rPr>
-        <w:t>：`pdf_d0dd1c0cd17209afe241ece24bf6b7b4_697b9a684c6cbfe3f5f6a17ae60a4c957439961422831605`</w:t>
+        <w:t>：pdf_d0dd1c0cd17209afe241ece24bf6b7b4_697b9a684c6cbfe3f5f6a17ae60a4c957439961422831605</w:t>
       </w:r>
     </w:p>
     <w:p>
       <w:pPr>
-        <w:ind w:left="340"/>
+        <w:pStyle w:val="ListBullet"/>
       </w:pPr>
       <w:r>
         <w:rPr>
-          <w:color w:val="1F3864"/>
-          <w:sz w:val="21"/>
-        </w:rPr>
-        <w:t xml:space="preserve">• </w:t>
-      </w:r>
-      <w:r>
-        <w:rPr>
           <w:b/>
-          <w:sz w:val="21"/>
         </w:rPr>
         <w:t>打开方式</w:t>
       </w:r>
       <w:r>
         <w:rPr>
-          <w:sz w:val="21"/>
+          <w:b w:val="0"/>
         </w:rPr>
         <w:t>：ima知识库搜索「如来禅修学体系81」即可打开</w:t>
       </w:r>
     </w:p>
     <w:p>
       <w:pPr>
-        <w:spacing w:before="40" w:after="80"/>
-        <w:ind w:left="283"/>
-        <w:shd w:val="clear" w:color="auto" w:fill="EEF2F8"/>
+        <w:ind w:left="170"/>
         <w:pBdr>
-          <w:left w:val="single" w:sz="20" w:space="6" w:color="1F3864"/>
+          <w:left w:val="single" w:sz="18" w:space="4" w:color="1F3864"/>
         </w:pBdr>
+        <w:shd w:val="clear" w:fill="F2F5FA"/>
       </w:pPr>
       <w:r>
         <w:rPr>
-          <w:sz w:val="20"/>
+          <w:b w:val="0"/>
         </w:rPr>
         <w:t xml:space="preserve">📎 </w:t>
       </w:r>
       <w:r>
         <w:rPr>
           <w:b/>
-          <w:sz w:val="20"/>
         </w:rPr>
         <w:t>完整原文见《原文全集》第五部分（如来禅修学体系81：慈心所、悲心所）</w:t>
       </w:r>
       <w:r>
         <w:rPr>
-          <w:sz w:val="20"/>
+          <w:b w:val="0"/>
         </w:rPr>
         <w:t>，以下为课件完整文字（从原文全集复制，未删改）：</w:t>
       </w:r>
@@ -1932,7 +2012,6 @@
       <w:r>
         <w:rPr>
           <w:b/>
-          <w:sz w:val="21"/>
         </w:rPr>
         <w:t>礼敬佛陀</w:t>
       </w:r>
@@ -1940,7 +2019,7 @@
     <w:p>
       <w:r>
         <w:rPr>
-          <w:sz w:val="21"/>
+          <w:b w:val="0"/>
         </w:rPr>
         <w:t>Namo tassa bhagavato arahato sammā-sambuddhassa（x3）</w:t>
       </w:r>
@@ -1948,7 +2027,7 @@
     <w:p>
       <w:r>
         <w:rPr>
-          <w:sz w:val="21"/>
+          <w:b w:val="0"/>
         </w:rPr>
         <w:t>礼敬那位世尊、阿拉汉、正自觉者</w:t>
       </w:r>
@@ -1957,13 +2036,12 @@
       <w:r>
         <w:rPr>
           <w:b/>
-          <w:sz w:val="21"/>
         </w:rPr>
         <w:t>◈扩展段落</w:t>
       </w:r>
       <w:r>
         <w:rPr>
-          <w:sz w:val="21"/>
+          <w:b w:val="0"/>
         </w:rPr>
         <w:t>（可选）【默读／选读／延伸】</w:t>
       </w:r>
@@ -1972,79 +2050,50 @@
       <w:r>
         <w:rPr>
           <w:b/>
-          <w:sz w:val="21"/>
         </w:rPr>
         <w:t>一、悲（karuṇā）</w:t>
       </w:r>
     </w:p>
     <w:p>
       <w:pPr>
-        <w:ind w:left="340"/>
+        <w:pStyle w:val="ListBullet"/>
       </w:pPr>
       <w:r>
         <w:rPr>
-          <w:color w:val="1F3864"/>
-          <w:sz w:val="21"/>
-        </w:rPr>
-        <w:t xml:space="preserve">• </w:t>
-      </w:r>
-      <w:r>
-        <w:rPr>
-          <w:sz w:val="21"/>
+          <w:b w:val="0"/>
         </w:rPr>
         <w:t>特相／作用：希望拔除有情的痛苦；不忍别人受苦。</w:t>
       </w:r>
     </w:p>
     <w:p>
       <w:pPr>
-        <w:ind w:left="340"/>
+        <w:pStyle w:val="ListBullet"/>
       </w:pPr>
       <w:r>
         <w:rPr>
-          <w:color w:val="1F3864"/>
-          <w:sz w:val="21"/>
-        </w:rPr>
-        <w:t xml:space="preserve">• </w:t>
-      </w:r>
-      <w:r>
-        <w:rPr>
-          <w:sz w:val="21"/>
+          <w:b w:val="0"/>
         </w:rPr>
         <w:t>现起：（1）与恼害有情相反（现起为表现）；（2）不恼害有情（现起为果）。</w:t>
       </w:r>
     </w:p>
     <w:p>
       <w:pPr>
-        <w:ind w:left="340"/>
+        <w:pStyle w:val="ListBullet"/>
       </w:pPr>
       <w:r>
         <w:rPr>
-          <w:color w:val="1F3864"/>
-          <w:sz w:val="21"/>
-        </w:rPr>
-        <w:t xml:space="preserve">• </w:t>
-      </w:r>
-      <w:r>
-        <w:rPr>
-          <w:sz w:val="21"/>
+          <w:b w:val="0"/>
         </w:rPr>
         <w:t>以如理作意见有情无所归依，为众苦所迫。</w:t>
       </w:r>
     </w:p>
     <w:p>
       <w:pPr>
-        <w:ind w:left="340"/>
+        <w:pStyle w:val="ListBullet"/>
       </w:pPr>
       <w:r>
         <w:rPr>
-          <w:color w:val="1F3864"/>
-          <w:sz w:val="21"/>
-        </w:rPr>
-        <w:t xml:space="preserve">• </w:t>
-      </w:r>
-      <w:r>
-        <w:rPr>
-          <w:sz w:val="21"/>
+          <w:b w:val="0"/>
         </w:rPr>
         <w:t>（注：帕奥西亚多《智慧之光》）</w:t>
       </w:r>
@@ -2053,13 +2102,12 @@
       <w:r>
         <w:rPr>
           <w:b/>
-          <w:sz w:val="21"/>
         </w:rPr>
         <w:t>★核心段落</w:t>
       </w:r>
       <w:r>
         <w:rPr>
-          <w:sz w:val="21"/>
+          <w:b w:val="0"/>
         </w:rPr>
         <w:t>（必读）【本周朗读段】</w:t>
       </w:r>
@@ -2068,286 +2116,208 @@
       <w:r>
         <w:rPr>
           <w:b/>
-          <w:sz w:val="21"/>
         </w:rPr>
         <w:t>二、慈心所（无量心所之一）</w:t>
       </w:r>
     </w:p>
     <w:p>
       <w:pPr>
-        <w:ind w:left="340"/>
+        <w:pStyle w:val="ListBullet"/>
       </w:pPr>
       <w:r>
         <w:rPr>
-          <w:color w:val="1F3864"/>
-          <w:sz w:val="21"/>
-        </w:rPr>
-        <w:t xml:space="preserve">• </w:t>
-      </w:r>
-      <w:r>
-        <w:rPr>
-          <w:sz w:val="21"/>
+          <w:b w:val="0"/>
         </w:rPr>
         <w:t>特相：希望及致力于诸有情的福利。</w:t>
       </w:r>
     </w:p>
     <w:p>
       <w:pPr>
-        <w:ind w:left="340"/>
+        <w:pStyle w:val="ListBullet"/>
       </w:pPr>
       <w:r>
         <w:rPr>
-          <w:color w:val="1F3864"/>
-          <w:sz w:val="21"/>
-        </w:rPr>
-        <w:t xml:space="preserve">• </w:t>
-      </w:r>
-      <w:r>
-        <w:rPr>
-          <w:sz w:val="21"/>
+          <w:b w:val="0"/>
         </w:rPr>
         <w:t>作用：带给诸有情利益。</w:t>
       </w:r>
     </w:p>
     <w:p>
       <w:pPr>
-        <w:ind w:left="340"/>
+        <w:pStyle w:val="ListBullet"/>
       </w:pPr>
       <w:r>
         <w:rPr>
-          <w:color w:val="1F3864"/>
-          <w:sz w:val="21"/>
-        </w:rPr>
-        <w:t xml:space="preserve">• </w:t>
-      </w:r>
-      <w:r>
-        <w:rPr>
-          <w:sz w:val="21"/>
+          <w:b w:val="0"/>
         </w:rPr>
         <w:t>现起：去除瞋恨。</w:t>
       </w:r>
     </w:p>
     <w:p>
       <w:pPr>
-        <w:ind w:left="340"/>
+        <w:pStyle w:val="ListBullet"/>
       </w:pPr>
       <w:r>
         <w:rPr>
-          <w:color w:val="1F3864"/>
-          <w:sz w:val="21"/>
-        </w:rPr>
-        <w:t xml:space="preserve">• </w:t>
-      </w:r>
-      <w:r>
-        <w:rPr>
-          <w:sz w:val="21"/>
+          <w:b w:val="0"/>
         </w:rPr>
         <w:t>以如理作意见有情的优点。</w:t>
       </w:r>
     </w:p>
     <w:p>
       <w:pPr>
-        <w:spacing w:before="40" w:after="80"/>
-        <w:ind w:left="283"/>
-        <w:shd w:val="clear" w:color="auto" w:fill="EEF2F8"/>
+        <w:ind w:left="170"/>
         <w:pBdr>
-          <w:left w:val="single" w:sz="20" w:space="6" w:color="1F3864"/>
+          <w:left w:val="single" w:sz="18" w:space="4" w:color="1F3864"/>
         </w:pBdr>
+        <w:shd w:val="clear" w:fill="F2F5FA"/>
       </w:pPr>
       <w:r>
         <w:rPr>
-          <w:sz w:val="20"/>
+          <w:b w:val="0"/>
         </w:rPr>
         <w:t>（图中另标注：无量心所之"因组/果组"，慈、悲俱属无量心所；悲——以如理作意见有情无所归依，为众苦所迫；慈——以如理作意见有情的优点。帕奥西亚多《智慧之光》为悲心所注出。）</w:t>
       </w:r>
     </w:p>
     <w:p>
-      <w:pPr>
-        <w:spacing w:before="120" w:after="80"/>
-      </w:pPr>
       <w:r>
         <w:rPr>
-          <w:rFonts w:ascii="Microsoft YaHei" w:hAnsi="Microsoft YaHei" w:eastAsia="Microsoft YaHei"/>
           <w:b/>
           <w:color w:val="1F3864"/>
-          <w:sz w:val="25"/>
+          <w:sz w:val="23"/>
         </w:rPr>
         <w:t>原文材料③：为何先对自己——推己及人与四句祝福语</w:t>
       </w:r>
     </w:p>
     <w:p>
       <w:pPr>
-        <w:spacing w:before="40" w:after="80"/>
-        <w:ind w:left="283"/>
-        <w:shd w:val="clear" w:color="auto" w:fill="EEF2F8"/>
+        <w:ind w:left="170"/>
         <w:pBdr>
-          <w:left w:val="single" w:sz="20" w:space="6" w:color="1F3864"/>
+          <w:left w:val="single" w:sz="18" w:space="4" w:color="1F3864"/>
         </w:pBdr>
+        <w:shd w:val="clear" w:fill="F2F5FA"/>
       </w:pPr>
       <w:r>
         <w:rPr>
           <w:b/>
-          <w:sz w:val="20"/>
         </w:rPr>
         <w:t>段落优先级</w:t>
       </w:r>
       <w:r>
         <w:rPr>
-          <w:sz w:val="20"/>
+          <w:b w:val="0"/>
         </w:rPr>
         <w:t>：★核心必读（时间不够时只读这段）｜◈可选（时间富余时读）</w:t>
       </w:r>
     </w:p>
     <w:p>
       <w:pPr>
-        <w:ind w:left="340"/>
+        <w:pStyle w:val="ListBullet"/>
       </w:pPr>
       <w:r>
         <w:rPr>
-          <w:color w:val="1F3864"/>
-          <w:sz w:val="21"/>
-        </w:rPr>
-        <w:t xml:space="preserve">• </w:t>
-      </w:r>
-      <w:r>
-        <w:rPr>
           <w:b/>
-          <w:sz w:val="21"/>
         </w:rPr>
         <w:t>标题</w:t>
       </w:r>
       <w:r>
         <w:rPr>
-          <w:sz w:val="21"/>
+          <w:b w:val="0"/>
         </w:rPr>
         <w:t>：第188讲 应用(摄集36)：三十七道品╱苦之集［法念处·五盖(二)］</w:t>
       </w:r>
     </w:p>
     <w:p>
       <w:pPr>
-        <w:ind w:left="340"/>
+        <w:pStyle w:val="ListBullet"/>
       </w:pPr>
       <w:r>
         <w:rPr>
-          <w:color w:val="1F3864"/>
-          <w:sz w:val="21"/>
-        </w:rPr>
-        <w:t xml:space="preserve">• </w:t>
-      </w:r>
-      <w:r>
-        <w:rPr>
           <w:b/>
-          <w:sz w:val="21"/>
         </w:rPr>
         <w:t>文件类型</w:t>
       </w:r>
       <w:r>
         <w:rPr>
-          <w:sz w:val="21"/>
+          <w:b w:val="0"/>
         </w:rPr>
         <w:t>：PDF课件（文字版）</w:t>
       </w:r>
     </w:p>
     <w:p>
       <w:pPr>
-        <w:ind w:left="340"/>
+        <w:pStyle w:val="ListBullet"/>
       </w:pPr>
       <w:r>
         <w:rPr>
-          <w:color w:val="1F3864"/>
-          <w:sz w:val="21"/>
-        </w:rPr>
-        <w:t xml:space="preserve">• </w:t>
-      </w:r>
-      <w:r>
-        <w:rPr>
           <w:b/>
-          <w:sz w:val="21"/>
         </w:rPr>
         <w:t>知识库出处</w:t>
       </w:r>
       <w:r>
         <w:rPr>
-          <w:sz w:val="21"/>
+          <w:b w:val="0"/>
         </w:rPr>
         <w:t>：知识库「古源尊者开示及上座部佛教资料」</w:t>
       </w:r>
     </w:p>
     <w:p>
       <w:pPr>
-        <w:ind w:left="340"/>
+        <w:pStyle w:val="ListBullet"/>
       </w:pPr>
       <w:r>
         <w:rPr>
-          <w:color w:val="1F3864"/>
-          <w:sz w:val="21"/>
-        </w:rPr>
-        <w:t xml:space="preserve">• </w:t>
-      </w:r>
-      <w:r>
-        <w:rPr>
           <w:b/>
-          <w:sz w:val="21"/>
         </w:rPr>
         <w:t>media_id</w:t>
       </w:r>
       <w:r>
         <w:rPr>
-          <w:sz w:val="21"/>
+          <w:b w:val="0"/>
         </w:rPr>
-        <w:t>：`pdf_d0dd1c0cd17209afe241ece24bf6b7b4_8756345fd0a00413a8492cfe6029a60e7439961422831605`</w:t>
+        <w:t>：pdf_d0dd1c0cd17209afe241ece24bf6b7b4_8756345fd0a00413a8492cfe6029a60e7439961422831605</w:t>
       </w:r>
     </w:p>
     <w:p>
       <w:pPr>
-        <w:ind w:left="340"/>
+        <w:pStyle w:val="ListBullet"/>
       </w:pPr>
       <w:r>
         <w:rPr>
-          <w:color w:val="1F3864"/>
-          <w:sz w:val="21"/>
-        </w:rPr>
-        <w:t xml:space="preserve">• </w:t>
-      </w:r>
-      <w:r>
-        <w:rPr>
           <w:b/>
-          <w:sz w:val="21"/>
         </w:rPr>
         <w:t>打开方式</w:t>
       </w:r>
       <w:r>
         <w:rPr>
-          <w:sz w:val="21"/>
+          <w:b w:val="0"/>
         </w:rPr>
         <w:t>：ima知识库搜索「第188讲 五盖」即可打开</w:t>
       </w:r>
     </w:p>
     <w:p>
       <w:pPr>
-        <w:spacing w:before="40" w:after="80"/>
-        <w:ind w:left="283"/>
-        <w:shd w:val="clear" w:color="auto" w:fill="EEF2F8"/>
+        <w:ind w:left="170"/>
         <w:pBdr>
-          <w:left w:val="single" w:sz="20" w:space="6" w:color="1F3864"/>
+          <w:left w:val="single" w:sz="18" w:space="4" w:color="1F3864"/>
         </w:pBdr>
+        <w:shd w:val="clear" w:fill="F2F5FA"/>
       </w:pPr>
       <w:r>
         <w:rPr>
-          <w:sz w:val="20"/>
+          <w:b w:val="0"/>
         </w:rPr>
         <w:t xml:space="preserve">📎 </w:t>
       </w:r>
       <w:r>
         <w:rPr>
           <w:b/>
-          <w:sz w:val="20"/>
         </w:rPr>
         <w:t>完整原文见《原文全集》第一部分（第188讲）·（四）如何修习慈心</w:t>
       </w:r>
       <w:r>
         <w:rPr>
-          <w:sz w:val="20"/>
+          <w:b w:val="0"/>
         </w:rPr>
         <w:t>，以下为章节完整文字（从原文全集复制，未删改）：</w:t>
       </w:r>
@@ -2356,13 +2326,12 @@
       <w:r>
         <w:rPr>
           <w:b/>
-          <w:sz w:val="21"/>
         </w:rPr>
         <w:t>★核心段落</w:t>
       </w:r>
       <w:r>
         <w:rPr>
-          <w:sz w:val="21"/>
+          <w:b w:val="0"/>
         </w:rPr>
         <w:t>（必读）【本周朗读段】</w:t>
       </w:r>
@@ -2370,7 +2339,7 @@
     <w:p>
       <w:r>
         <w:rPr>
-          <w:sz w:val="21"/>
+          <w:b w:val="0"/>
         </w:rPr>
         <w:t>所以，如果你已经修成十种遍禅八种定，也应该在每次禅修时先进入第四禅，比如白遍第四禅，当定力很强时，定力之光非常明亮。出定之后先以四种方式向自己散播慈爱，即：愿我没有仇敌，愿我没有内心的痛苦，愿我没有身体的痛苦，愿我拥有自己的快乐（Averā homi，Abyāpajjhā homi，Anāghā homi，Sukhā attānaṃ pariharāmi）。这样给自己散播慈爱几遍。</w:t>
       </w:r>
@@ -2378,7 +2347,7 @@
     <w:p>
       <w:r>
         <w:rPr>
-          <w:sz w:val="21"/>
+          <w:b w:val="0"/>
         </w:rPr>
         <w:t>对自己散播慈爱不能证得禅那，但是可以感受到对自己散播慈爱带来的愉悦。这样做，是为了能推己及人。愿自己没有怨敌，没有内心的痛苦，没有身体的痛苦，拥有自己的快乐，自己如此希望，并能感受到，就要推己及人。我们希望自己快乐，别人同样希望他们自己快乐。</w:t>
       </w:r>
@@ -2387,13 +2356,12 @@
       <w:r>
         <w:rPr>
           <w:b/>
-          <w:sz w:val="21"/>
         </w:rPr>
         <w:t>◈扩展段落</w:t>
       </w:r>
       <w:r>
         <w:rPr>
-          <w:sz w:val="21"/>
+          <w:b w:val="0"/>
         </w:rPr>
         <w:t>（可选）【默读／选读／延伸】</w:t>
       </w:r>
@@ -2401,37 +2369,32 @@
     <w:p>
       <w:r>
         <w:rPr>
-          <w:sz w:val="21"/>
+          <w:b w:val="0"/>
         </w:rPr>
         <w:t>如果定力不够，比如普通人还没有定力，你就取他的影像，影像不完整没关系，但一定要取到他的笑容，然后用四种方式向他散播慈爱，Averā hontu，Abyāpajjhā hontu，Anāghā hontu，Sukhā attānaṃ pariharatu。愿这位善者没有怨敌，愿这位善者没有内心的痛苦，愿这位善者没有身体的痛苦，愿这位善者拥有自己的快乐。</w:t>
       </w:r>
     </w:p>
     <w:p>
       <w:pPr>
-        <w:spacing w:before="40" w:after="80"/>
-        <w:ind w:left="283"/>
-        <w:shd w:val="clear" w:color="auto" w:fill="EEF2F8"/>
+        <w:ind w:left="170"/>
         <w:pBdr>
-          <w:left w:val="single" w:sz="20" w:space="6" w:color="1F3864"/>
+          <w:left w:val="single" w:sz="18" w:space="4" w:color="1F3864"/>
         </w:pBdr>
+        <w:shd w:val="clear" w:fill="F2F5FA"/>
       </w:pPr>
       <w:r>
         <w:rPr>
-          <w:sz w:val="20"/>
+          <w:b w:val="0"/>
         </w:rPr>
         <w:t>💡 主持人注意：四句祝福语有两种版本——对自己念用 homi（愿我……），对他人念用 hontu（愿他/这位善者……）。本周的练习环节念的是"愿我"版本，不展开巴利语法，照读即可。</w:t>
       </w:r>
     </w:p>
     <w:p>
-      <w:pPr>
-        <w:spacing w:before="160" w:after="80"/>
-      </w:pPr>
       <w:r>
         <w:rPr>
-          <w:rFonts w:ascii="Microsoft YaHei" w:hAnsi="Microsoft YaHei" w:eastAsia="Microsoft YaHei"/>
           <w:b/>
           <w:color w:val="1F3864"/>
-          <w:sz w:val="28"/>
+          <w:sz w:val="26"/>
         </w:rPr>
         <w:t>💬 第一轮分享（20 min）</w:t>
       </w:r>
@@ -2440,43 +2403,52 @@
       <w:r>
         <w:rPr>
           <w:b/>
-          <w:sz w:val="21"/>
         </w:rPr>
         <w:t>主持人引导</w:t>
       </w:r>
       <w:r>
         <w:rPr>
-          <w:sz w:val="21"/>
+          <w:b w:val="0"/>
         </w:rPr>
         <w:t>：</w:t>
       </w:r>
     </w:p>
     <w:p>
       <w:pPr>
-        <w:spacing w:before="40" w:after="80"/>
-        <w:ind w:left="283"/>
-        <w:shd w:val="clear" w:color="auto" w:fill="EEF2F8"/>
+        <w:ind w:left="170"/>
         <w:pBdr>
-          <w:left w:val="single" w:sz="20" w:space="6" w:color="1F3864"/>
+          <w:left w:val="single" w:sz="18" w:space="4" w:color="1F3864"/>
         </w:pBdr>
+        <w:shd w:val="clear" w:fill="F2F5FA"/>
       </w:pPr>
       <w:r>
         <w:rPr>
-          <w:sz w:val="20"/>
+          <w:b w:val="0"/>
         </w:rPr>
-        <w:t>请大家轮流分享：经文说"愿一切有情自有其乐"——这个"一切有情"包括你自己吗？平时你会把自己算进"需要祝福的人"里吗？ （主持人先分享，然后轮流。）</w:t>
+        <w:t>请大家轮流分享：经文说"愿一切有情自有其乐"——这个"一切有情"包括你自己吗？平时你会把自己算进"需要祝福的人"里吗？</w:t>
       </w:r>
     </w:p>
     <w:p>
       <w:pPr>
-        <w:spacing w:before="160" w:after="80"/>
+        <w:ind w:left="170"/>
+        <w:pBdr>
+          <w:left w:val="single" w:sz="18" w:space="4" w:color="1F3864"/>
+        </w:pBdr>
+        <w:shd w:val="clear" w:fill="F2F5FA"/>
       </w:pPr>
       <w:r>
         <w:rPr>
-          <w:rFonts w:ascii="Microsoft YaHei" w:hAnsi="Microsoft YaHei" w:eastAsia="Microsoft YaHei"/>
+          <w:b w:val="0"/>
+        </w:rPr>
+        <w:t>（主持人先分享，然后轮流。）</w:t>
+      </w:r>
+    </w:p>
+    <w:p>
+      <w:r>
+        <w:rPr>
           <w:b/>
           <w:color w:val="1F3864"/>
-          <w:sz w:val="28"/>
+          <w:sz w:val="26"/>
         </w:rPr>
         <w:t>🎯 主题讨论（35 min）</w:t>
       </w:r>
@@ -2485,13 +2457,12 @@
       <w:r>
         <w:rPr>
           <w:b/>
-          <w:sz w:val="21"/>
         </w:rPr>
         <w:t>主持人引导</w:t>
       </w:r>
       <w:r>
         <w:rPr>
-          <w:sz w:val="21"/>
+          <w:b w:val="0"/>
         </w:rPr>
         <w:t>：朗读问题，让大家讨论。不提供答案。</w:t>
       </w:r>
@@ -2500,183 +2471,193 @@
       <w:r>
         <w:rPr>
           <w:b/>
-          <w:sz w:val="21"/>
         </w:rPr>
         <w:t>讨论问题（按优先级）</w:t>
       </w:r>
       <w:r>
         <w:rPr>
-          <w:sz w:val="21"/>
+          <w:b w:val="0"/>
         </w:rPr>
         <w:t>：</w:t>
       </w:r>
     </w:p>
     <w:p>
       <w:pPr>
-        <w:ind w:left="340"/>
+        <w:pStyle w:val="ListBullet"/>
       </w:pPr>
       <w:r>
         <w:rPr>
-          <w:color w:val="1F3864"/>
-          <w:sz w:val="21"/>
-        </w:rPr>
-        <w:t xml:space="preserve">• </w:t>
-      </w:r>
-      <w:r>
-        <w:rPr>
           <w:b/>
-          <w:sz w:val="21"/>
         </w:rPr>
         <w:t>问题①（★必答，时间不够时只讨论这个）</w:t>
       </w:r>
       <w:r>
         <w:rPr>
-          <w:sz w:val="21"/>
+          <w:b w:val="0"/>
         </w:rPr>
         <w:t>：课件里说慈心的"近因"是"如理作意见有情的优点"——看到优点才能生起祝福。那么，你觉得自己身上有什么优点值得祝福？</w:t>
       </w:r>
     </w:p>
     <w:p>
       <w:pPr>
-        <w:ind w:left="340"/>
+        <w:pStyle w:val="ListBullet"/>
       </w:pPr>
       <w:r>
         <w:rPr>
-          <w:color w:val="1F3864"/>
-          <w:sz w:val="21"/>
-        </w:rPr>
-        <w:t xml:space="preserve">• </w:t>
-      </w:r>
-      <w:r>
-        <w:rPr>
           <w:b/>
-          <w:sz w:val="21"/>
         </w:rPr>
         <w:t>问题②（◈选答）</w:t>
       </w:r>
       <w:r>
         <w:rPr>
-          <w:sz w:val="21"/>
+          <w:b w:val="0"/>
         </w:rPr>
         <w:t>：有人觉得"爱自己"是自私，有人觉得"爱自己"是自爱。听了古源尊者的开示，你觉得"对自己修慈心"和"自私"有什么区别？</w:t>
       </w:r>
     </w:p>
     <w:p>
       <w:pPr>
-        <w:ind w:left="340"/>
+        <w:pStyle w:val="ListBullet"/>
       </w:pPr>
       <w:r>
         <w:rPr>
-          <w:color w:val="1F3864"/>
-          <w:sz w:val="21"/>
-        </w:rPr>
-        <w:t xml:space="preserve">• </w:t>
-      </w:r>
-      <w:r>
-        <w:rPr>
           <w:b/>
-          <w:sz w:val="21"/>
         </w:rPr>
         <w:t>问题③（◈选答，时间富余或大家感兴趣时讨论）</w:t>
       </w:r>
       <w:r>
         <w:rPr>
-          <w:sz w:val="21"/>
+          <w:b w:val="0"/>
         </w:rPr>
         <w:t>：你平时会对自己说"辛苦了""你做得很好"这类话吗？如果没有，你觉得为什么说不出口？</w:t>
       </w:r>
     </w:p>
     <w:p>
       <w:pPr>
-        <w:spacing w:before="40" w:after="80"/>
-        <w:ind w:left="283"/>
-        <w:shd w:val="clear" w:color="auto" w:fill="EEF2F8"/>
+        <w:ind w:left="170"/>
         <w:pBdr>
-          <w:left w:val="single" w:sz="20" w:space="6" w:color="1F3864"/>
+          <w:left w:val="single" w:sz="18" w:space="4" w:color="1F3864"/>
         </w:pBdr>
+        <w:shd w:val="clear" w:fill="F2F5FA"/>
       </w:pPr>
       <w:r>
         <w:rPr>
           <w:b/>
-          <w:sz w:val="20"/>
         </w:rPr>
         <w:t>分层追问</w:t>
       </w:r>
       <w:r>
         <w:rPr>
-          <w:sz w:val="20"/>
+          <w:b w:val="0"/>
         </w:rPr>
-        <w:t>（可视时间取用，由浅入深）： - 【现象】你上一次真心对自己好，是什么时候、做了什么？ - 【影响】一个习惯苛责自己的人，他的生活通常是什么样子？ - 【应对】接下来一周，你可以用哪一种「对自己好」的小动作来练习？</w:t>
+        <w:t>（可视时间取用，由浅入深）：</w:t>
       </w:r>
     </w:p>
     <w:p>
       <w:pPr>
-        <w:spacing w:before="160" w:after="80"/>
+        <w:ind w:left="170"/>
+        <w:pBdr>
+          <w:left w:val="single" w:sz="18" w:space="4" w:color="1F3864"/>
+        </w:pBdr>
+        <w:shd w:val="clear" w:fill="F2F5FA"/>
       </w:pPr>
       <w:r>
         <w:rPr>
-          <w:rFonts w:ascii="Microsoft YaHei" w:hAnsi="Microsoft YaHei" w:eastAsia="Microsoft YaHei"/>
+          <w:b w:val="0"/>
+        </w:rPr>
+        <w:t>- 【现象】你上一次真心对自己好，是什么时候、做了什么？</w:t>
+      </w:r>
+    </w:p>
+    <w:p>
+      <w:pPr>
+        <w:ind w:left="170"/>
+        <w:pBdr>
+          <w:left w:val="single" w:sz="18" w:space="4" w:color="1F3864"/>
+        </w:pBdr>
+        <w:shd w:val="clear" w:fill="F2F5FA"/>
+      </w:pPr>
+      <w:r>
+        <w:rPr>
+          <w:b w:val="0"/>
+        </w:rPr>
+        <w:t>- 【影响】一个习惯苛责自己的人，他的生活通常是什么样子？</w:t>
+      </w:r>
+    </w:p>
+    <w:p>
+      <w:pPr>
+        <w:ind w:left="170"/>
+        <w:pBdr>
+          <w:left w:val="single" w:sz="18" w:space="4" w:color="1F3864"/>
+        </w:pBdr>
+        <w:shd w:val="clear" w:fill="F2F5FA"/>
+      </w:pPr>
+      <w:r>
+        <w:rPr>
+          <w:b w:val="0"/>
+        </w:rPr>
+        <w:t>- 【应对】接下来一周，你可以用哪一种「对自己好」的小动作来练习？</w:t>
+      </w:r>
+    </w:p>
+    <w:p>
+      <w:r>
+        <w:rPr>
           <w:b/>
           <w:color w:val="1F3864"/>
-          <w:sz w:val="28"/>
+          <w:sz w:val="26"/>
         </w:rPr>
         <w:t>🧘 慈心练习（15 min）</w:t>
       </w:r>
     </w:p>
     <w:p>
       <w:pPr>
-        <w:spacing w:before="40" w:after="80"/>
-        <w:ind w:left="283"/>
-        <w:shd w:val="clear" w:color="auto" w:fill="EEF2F8"/>
+        <w:ind w:left="170"/>
         <w:pBdr>
-          <w:left w:val="single" w:sz="20" w:space="6" w:color="1F3864"/>
+          <w:left w:val="single" w:sz="18" w:space="4" w:color="1F3864"/>
         </w:pBdr>
+        <w:shd w:val="clear" w:fill="F2F5FA"/>
       </w:pPr>
       <w:r>
         <w:rPr>
-          <w:sz w:val="20"/>
+          <w:b w:val="0"/>
         </w:rPr>
         <w:t>⚠️ 主持人操作：让大家坐好，闭上眼睛，你</w:t>
       </w:r>
       <w:r>
         <w:rPr>
           <w:b/>
-          <w:sz w:val="20"/>
         </w:rPr>
         <w:t>照读下面的引导词</w:t>
       </w:r>
       <w:r>
         <w:rPr>
-          <w:sz w:val="20"/>
+          <w:b w:val="0"/>
         </w:rPr>
         <w:t>（改编自古源尊者慈心开示）。读完引导词后，问大家"有什么感受"，但不评价对错。</w:t>
       </w:r>
     </w:p>
     <w:p>
       <w:pPr>
-        <w:spacing w:before="40" w:after="80"/>
-        <w:ind w:left="283"/>
-        <w:shd w:val="clear" w:color="auto" w:fill="EEF2F8"/>
+        <w:ind w:left="170"/>
         <w:pBdr>
-          <w:left w:val="single" w:sz="20" w:space="6" w:color="1F3864"/>
+          <w:left w:val="single" w:sz="18" w:space="4" w:color="1F3864"/>
         </w:pBdr>
+        <w:shd w:val="clear" w:fill="F2F5FA"/>
       </w:pPr>
       <w:r>
         <w:rPr>
-          <w:sz w:val="20"/>
+          <w:b w:val="0"/>
         </w:rPr>
         <w:t xml:space="preserve">⚠️ </w:t>
       </w:r>
       <w:r>
         <w:rPr>
           <w:b/>
-          <w:sz w:val="20"/>
         </w:rPr>
         <w:t>禅修禁忌提示</w:t>
       </w:r>
       <w:r>
         <w:rPr>
-          <w:sz w:val="20"/>
+          <w:b w:val="0"/>
         </w:rPr>
         <w:t>：若你正处在严重抑郁、焦虑、创伤后应激，或精神类疾病的发作／用药期，或正经历强烈的情绪危机，请先咨询医生或心理师，再决定是否练习；练习中若出现明显不适（如心悸、胸闷、情绪失控），请立即停止，睁开眼睛，把注意力放回呼吸与身体，必要时离场休息。</w:t>
       </w:r>
@@ -2685,137 +2666,212 @@
       <w:r>
         <w:rPr>
           <w:b/>
-          <w:sz w:val="21"/>
         </w:rPr>
         <w:t>引导词</w:t>
       </w:r>
       <w:r>
         <w:rPr>
-          <w:sz w:val="21"/>
+          <w:b w:val="0"/>
         </w:rPr>
         <w:t>：</w:t>
       </w:r>
     </w:p>
     <w:p>
       <w:pPr>
-        <w:spacing w:before="40" w:after="80"/>
-        <w:ind w:left="283"/>
-        <w:shd w:val="clear" w:color="auto" w:fill="EEF2F8"/>
+        <w:ind w:left="170"/>
         <w:pBdr>
-          <w:left w:val="single" w:sz="20" w:space="6" w:color="1F3864"/>
+          <w:left w:val="single" w:sz="18" w:space="4" w:color="1F3864"/>
         </w:pBdr>
+        <w:shd w:val="clear" w:fill="F2F5FA"/>
       </w:pPr>
       <w:r>
         <w:rPr>
-          <w:sz w:val="20"/>
+          <w:b w:val="0"/>
         </w:rPr>
         <w:t>请大家调整好坐姿，闭上眼睛。感觉心从前面看着自己的身体，或者感觉心在身体里面。</w:t>
       </w:r>
     </w:p>
     <w:p>
       <w:pPr>
-        <w:spacing w:before="40" w:after="80"/>
-        <w:ind w:left="283"/>
-        <w:shd w:val="clear" w:color="auto" w:fill="EEF2F8"/>
+        <w:ind w:left="170"/>
         <w:pBdr>
-          <w:left w:val="single" w:sz="20" w:space="6" w:color="1F3864"/>
+          <w:left w:val="single" w:sz="18" w:space="4" w:color="1F3864"/>
         </w:pBdr>
+        <w:shd w:val="clear" w:fill="F2F5FA"/>
       </w:pPr>
       <w:r>
         <w:rPr>
-          <w:sz w:val="20"/>
+          <w:b w:val="0"/>
         </w:rPr>
-        <w:t>愿我没有怨敌，远离一切的危难。 愿我没有内心的痛苦，内心愉悦。 愿我没有身体的痛苦，健康有活力。 愿我善业成就，保持快乐。</w:t>
+        <w:t>愿我没有怨敌，远离一切的危难。</w:t>
       </w:r>
     </w:p>
     <w:p>
       <w:pPr>
-        <w:spacing w:before="40" w:after="80"/>
-        <w:ind w:left="283"/>
-        <w:shd w:val="clear" w:color="auto" w:fill="EEF2F8"/>
+        <w:ind w:left="170"/>
         <w:pBdr>
-          <w:left w:val="single" w:sz="20" w:space="6" w:color="1F3864"/>
+          <w:left w:val="single" w:sz="18" w:space="4" w:color="1F3864"/>
         </w:pBdr>
+        <w:shd w:val="clear" w:fill="F2F5FA"/>
       </w:pPr>
       <w:r>
         <w:rPr>
-          <w:sz w:val="20"/>
+          <w:b w:val="0"/>
         </w:rPr>
-        <w:t>（停顿）现在，把注意力放在你的头部。愿我的头发健康，愿我的头皮健康，愿我的大脑健康。 把注意力放在你的眼睛……这双眼睛为你看了几十年，愿它健康明亮。 放在你的心脏……这颗心日夜不停地跳动，愿它健康。 放在你的胃、你的腿、你的脚……愿它们都健康，没有病痛。</w:t>
+        <w:t>愿我没有内心的痛苦，内心愉悦。</w:t>
       </w:r>
     </w:p>
     <w:p>
       <w:pPr>
-        <w:spacing w:before="40" w:after="80"/>
-        <w:ind w:left="283"/>
-        <w:shd w:val="clear" w:color="auto" w:fill="EEF2F8"/>
+        <w:ind w:left="170"/>
         <w:pBdr>
-          <w:left w:val="single" w:sz="20" w:space="6" w:color="1F3864"/>
+          <w:left w:val="single" w:sz="18" w:space="4" w:color="1F3864"/>
         </w:pBdr>
+        <w:shd w:val="clear" w:fill="F2F5FA"/>
       </w:pPr>
       <w:r>
         <w:rPr>
-          <w:sz w:val="20"/>
+          <w:b w:val="0"/>
+        </w:rPr>
+        <w:t>愿我没有身体的痛苦，健康有活力。</w:t>
+      </w:r>
+    </w:p>
+    <w:p>
+      <w:pPr>
+        <w:ind w:left="170"/>
+        <w:pBdr>
+          <w:left w:val="single" w:sz="18" w:space="4" w:color="1F3864"/>
+        </w:pBdr>
+        <w:shd w:val="clear" w:fill="F2F5FA"/>
+      </w:pPr>
+      <w:r>
+        <w:rPr>
+          <w:b w:val="0"/>
+        </w:rPr>
+        <w:t>愿我善业成就，保持快乐。</w:t>
+      </w:r>
+    </w:p>
+    <w:p>
+      <w:pPr>
+        <w:ind w:left="170"/>
+        <w:pBdr>
+          <w:left w:val="single" w:sz="18" w:space="4" w:color="1F3864"/>
+        </w:pBdr>
+        <w:shd w:val="clear" w:fill="F2F5FA"/>
+      </w:pPr>
+      <w:r>
+        <w:rPr>
+          <w:b w:val="0"/>
+        </w:rPr>
+        <w:t>（停顿）现在，把注意力放在你的头部。愿我的头发健康，愿我的头皮健康，愿我的大脑健康。</w:t>
+      </w:r>
+    </w:p>
+    <w:p>
+      <w:pPr>
+        <w:ind w:left="170"/>
+        <w:pBdr>
+          <w:left w:val="single" w:sz="18" w:space="4" w:color="1F3864"/>
+        </w:pBdr>
+        <w:shd w:val="clear" w:fill="F2F5FA"/>
+      </w:pPr>
+      <w:r>
+        <w:rPr>
+          <w:b w:val="0"/>
+        </w:rPr>
+        <w:t>把注意力放在你的眼睛……这双眼睛为你看了几十年，愿它健康明亮。</w:t>
+      </w:r>
+    </w:p>
+    <w:p>
+      <w:pPr>
+        <w:ind w:left="170"/>
+        <w:pBdr>
+          <w:left w:val="single" w:sz="18" w:space="4" w:color="1F3864"/>
+        </w:pBdr>
+        <w:shd w:val="clear" w:fill="F2F5FA"/>
+      </w:pPr>
+      <w:r>
+        <w:rPr>
+          <w:b w:val="0"/>
+        </w:rPr>
+        <w:t>放在你的心脏……这颗心日夜不停地跳动，愿它健康。</w:t>
+      </w:r>
+    </w:p>
+    <w:p>
+      <w:pPr>
+        <w:ind w:left="170"/>
+        <w:pBdr>
+          <w:left w:val="single" w:sz="18" w:space="4" w:color="1F3864"/>
+        </w:pBdr>
+        <w:shd w:val="clear" w:fill="F2F5FA"/>
+      </w:pPr>
+      <w:r>
+        <w:rPr>
+          <w:b w:val="0"/>
+        </w:rPr>
+        <w:t>放在你的胃、你的腿、你的脚……愿它们都健康，没有病痛。</w:t>
+      </w:r>
+    </w:p>
+    <w:p>
+      <w:pPr>
+        <w:ind w:left="170"/>
+        <w:pBdr>
+          <w:left w:val="single" w:sz="18" w:space="4" w:color="1F3864"/>
+        </w:pBdr>
+        <w:shd w:val="clear" w:fill="F2F5FA"/>
+      </w:pPr>
+      <w:r>
+        <w:rPr>
+          <w:b w:val="0"/>
         </w:rPr>
         <w:t>（停顿）最后，回到呼吸。愿我快乐，愿我平安，愿我健康，愿我生活无忧。</w:t>
       </w:r>
     </w:p>
     <w:p>
       <w:pPr>
-        <w:spacing w:before="40" w:after="80"/>
-        <w:ind w:left="283"/>
-        <w:shd w:val="clear" w:color="auto" w:fill="EEF2F8"/>
+        <w:ind w:left="170"/>
         <w:pBdr>
-          <w:left w:val="single" w:sz="20" w:space="6" w:color="1F3864"/>
+          <w:left w:val="single" w:sz="18" w:space="4" w:color="1F3864"/>
         </w:pBdr>
+        <w:shd w:val="clear" w:fill="F2F5FA"/>
       </w:pPr>
       <w:r>
         <w:rPr>
-          <w:sz w:val="20"/>
+          <w:b w:val="0"/>
         </w:rPr>
         <w:t>好，慢慢睁开眼睛。</w:t>
       </w:r>
     </w:p>
     <w:p>
-      <w:pPr>
-        <w:spacing w:before="160" w:after="80"/>
-      </w:pPr>
       <w:r>
         <w:rPr>
-          <w:rFonts w:ascii="Microsoft YaHei" w:hAnsi="Microsoft YaHei" w:eastAsia="Microsoft YaHei"/>
           <w:b/>
           <w:color w:val="1F3864"/>
-          <w:sz w:val="28"/>
+          <w:sz w:val="26"/>
         </w:rPr>
         <w:t>📚 扩展内容包（时间富余时使用）</w:t>
       </w:r>
     </w:p>
     <w:p>
       <w:pPr>
-        <w:spacing w:before="40" w:after="80"/>
-        <w:ind w:left="283"/>
-        <w:shd w:val="clear" w:color="auto" w:fill="EEF2F8"/>
+        <w:ind w:left="170"/>
         <w:pBdr>
-          <w:left w:val="single" w:sz="20" w:space="6" w:color="1F3864"/>
+          <w:left w:val="single" w:sz="18" w:space="4" w:color="1F3864"/>
         </w:pBdr>
+        <w:shd w:val="clear" w:fill="F2F5FA"/>
       </w:pPr>
       <w:r>
         <w:rPr>
-          <w:sz w:val="20"/>
+          <w:b w:val="0"/>
         </w:rPr>
         <w:t>以下内容用于共读提前结束或讨论意犹未尽时，按需选用，不必全部完成。</w:t>
       </w:r>
     </w:p>
     <w:p>
-      <w:pPr>
-        <w:spacing w:before="120" w:after="80"/>
-      </w:pPr>
       <w:r>
         <w:rPr>
-          <w:rFonts w:ascii="Microsoft YaHei" w:hAnsi="Microsoft YaHei" w:eastAsia="Microsoft YaHei"/>
           <w:b/>
           <w:color w:val="1F3864"/>
-          <w:sz w:val="25"/>
+          <w:sz w:val="23"/>
         </w:rPr>
         <w:t>扩展一：补充原文段落</w:t>
       </w:r>
@@ -2824,29 +2880,27 @@
       <w:r>
         <w:rPr>
           <w:b/>
-          <w:sz w:val="21"/>
         </w:rPr>
         <w:t>段落1</w:t>
       </w:r>
       <w:r>
         <w:rPr>
-          <w:sz w:val="21"/>
+          <w:b w:val="0"/>
         </w:rPr>
-        <w:t>（出自《原文全集》第一部分·第188讲 法念处·五盖（二）·修习慈心的次第，media_id：`pdf_d0dd1c0cd17209afe241ece24bf6b7b4_8756345fd0a00413a8492cfe6029a60e7439961422831605`）：</w:t>
+        <w:t>（出自《原文全集》第一部分·第188讲 法念处·五盖（二）·修习慈心的次第，media_id：pdf_d0dd1c0cd17209afe241ece24bf6b7b4_8756345fd0a00413a8492cfe6029a60e7439961422831605）：</w:t>
       </w:r>
     </w:p>
     <w:p>
       <w:pPr>
-        <w:spacing w:before="40" w:after="80"/>
-        <w:ind w:left="283"/>
-        <w:shd w:val="clear" w:color="auto" w:fill="EEF2F8"/>
+        <w:ind w:left="170"/>
         <w:pBdr>
-          <w:left w:val="single" w:sz="20" w:space="6" w:color="1F3864"/>
+          <w:left w:val="single" w:sz="18" w:space="4" w:color="1F3864"/>
         </w:pBdr>
+        <w:shd w:val="clear" w:fill="F2F5FA"/>
       </w:pPr>
       <w:r>
         <w:rPr>
-          <w:sz w:val="20"/>
+          <w:b w:val="0"/>
         </w:rPr>
         <w:t>"第一、对自己修慈心。不爱自己的人不会爱别人。如果你对自己没有慈心，对别人散播慈心是假的。对自己散播慈爱要做到：觉得自己真的快乐。祝福自己快乐，祝福自己没有痛苦，真的内心觉得很柔软，自己觉得有点快乐的感觉，才可以往下一步。"</w:t>
       </w:r>
@@ -2855,354 +2909,273 @@
       <w:r>
         <w:rPr>
           <w:b/>
-          <w:sz w:val="21"/>
         </w:rPr>
         <w:t>段落2</w:t>
       </w:r>
       <w:r>
         <w:rPr>
-          <w:sz w:val="21"/>
+          <w:b w:val="0"/>
         </w:rPr>
         <w:t>（出处同上）：</w:t>
       </w:r>
     </w:p>
     <w:p>
       <w:pPr>
-        <w:spacing w:before="40" w:after="80"/>
-        <w:ind w:left="283"/>
-        <w:shd w:val="clear" w:color="auto" w:fill="EEF2F8"/>
+        <w:ind w:left="170"/>
         <w:pBdr>
-          <w:left w:val="single" w:sz="20" w:space="6" w:color="1F3864"/>
+          <w:left w:val="single" w:sz="18" w:space="4" w:color="1F3864"/>
         </w:pBdr>
+        <w:shd w:val="clear" w:fill="F2F5FA"/>
       </w:pPr>
       <w:r>
         <w:rPr>
-          <w:sz w:val="20"/>
+          <w:b w:val="0"/>
         </w:rPr>
         <w:t>"对自己散播慈爱不能证得禅那，但是可以感受到对自己散播慈爱带来的愉悦。这样做，是为了能推己及人。愿自己没有怨敌，没有内心的痛苦，没有身体的痛苦，拥有自己的快乐，自己如此希望，并能感受到，就要推己及人。我们希望自己快乐，别人同样希望他们自己快乐。"</w:t>
       </w:r>
     </w:p>
     <w:p>
-      <w:pPr>
-        <w:spacing w:before="120" w:after="80"/>
-      </w:pPr>
       <w:r>
         <w:rPr>
-          <w:rFonts w:ascii="Microsoft YaHei" w:hAnsi="Microsoft YaHei" w:eastAsia="Microsoft YaHei"/>
           <w:b/>
           <w:color w:val="1F3864"/>
-          <w:sz w:val="25"/>
+          <w:sz w:val="23"/>
         </w:rPr>
         <w:t>扩展二：深入讨论问题</w:t>
       </w:r>
     </w:p>
     <w:p>
       <w:pPr>
-        <w:ind w:left="340"/>
+        <w:pStyle w:val="ListNumber"/>
       </w:pPr>
       <w:r>
         <w:rPr>
-          <w:b/>
-          <w:sz w:val="21"/>
-        </w:rPr>
-        <w:t xml:space="preserve">1. </w:t>
-      </w:r>
-      <w:r>
-        <w:rPr>
-          <w:sz w:val="21"/>
+          <w:b w:val="0"/>
         </w:rPr>
         <w:t>尊者说"不爱自己的人不会爱别人""对自己没有慈心，对别人散播慈心是假的"——你同意吗？"假"在哪里？</w:t>
       </w:r>
     </w:p>
     <w:p>
       <w:pPr>
-        <w:ind w:left="340"/>
+        <w:pStyle w:val="ListNumber"/>
       </w:pPr>
       <w:r>
         <w:rPr>
-          <w:b/>
-          <w:sz w:val="21"/>
-        </w:rPr>
-        <w:t xml:space="preserve">2. </w:t>
-      </w:r>
-      <w:r>
-        <w:rPr>
-          <w:sz w:val="21"/>
+          <w:b w:val="0"/>
         </w:rPr>
         <w:t>"推己及人"——你上一次真心觉得自己"值得快乐"是什么时候？如果很难想起来，可能是什么挡住了？</w:t>
       </w:r>
     </w:p>
     <w:p>
-      <w:pPr>
-        <w:spacing w:before="120" w:after="80"/>
-      </w:pPr>
       <w:r>
         <w:rPr>
-          <w:rFonts w:ascii="Microsoft YaHei" w:hAnsi="Microsoft YaHei" w:eastAsia="Microsoft YaHei"/>
           <w:b/>
           <w:color w:val="1F3864"/>
-          <w:sz w:val="25"/>
+          <w:sz w:val="23"/>
         </w:rPr>
         <w:t>扩展三：延伸小练习</w:t>
       </w:r>
     </w:p>
     <w:p>
       <w:pPr>
-        <w:ind w:left="340"/>
+        <w:pStyle w:val="ListBullet"/>
       </w:pPr>
       <w:r>
         <w:rPr>
-          <w:color w:val="1F3864"/>
-          <w:sz w:val="21"/>
-        </w:rPr>
-        <w:t xml:space="preserve">• </w:t>
-      </w:r>
-      <w:r>
-        <w:rPr>
           <w:b/>
-          <w:sz w:val="21"/>
         </w:rPr>
         <w:t>对镜祝福</w:t>
       </w:r>
       <w:r>
         <w:rPr>
-          <w:sz w:val="21"/>
+          <w:b w:val="0"/>
         </w:rPr>
         <w:t>：今晚洗漱时，看着镜子里的自己，认真念一遍四句祝福语。留意心里是否冒出"矫情/没必要"之类的念头——只是留意，不评判，然后继续念。</w:t>
       </w:r>
     </w:p>
     <w:p>
-      <w:pPr>
-        <w:spacing w:before="120" w:after="80"/>
-      </w:pPr>
       <w:r>
         <w:rPr>
-          <w:rFonts w:ascii="Microsoft YaHei" w:hAnsi="Microsoft YaHei" w:eastAsia="Microsoft YaHei"/>
           <w:b/>
           <w:color w:val="1F3864"/>
-          <w:sz w:val="25"/>
+          <w:sz w:val="23"/>
         </w:rPr>
         <w:t>扩展四：主持人备用素材</w:t>
       </w:r>
     </w:p>
     <w:p>
       <w:pPr>
-        <w:ind w:left="340"/>
+        <w:pStyle w:val="ListBullet"/>
       </w:pPr>
       <w:r>
         <w:rPr>
-          <w:color w:val="1F3864"/>
-          <w:sz w:val="21"/>
-        </w:rPr>
-        <w:t xml:space="preserve">• </w:t>
-      </w:r>
-      <w:r>
-        <w:rPr>
           <w:b/>
-          <w:sz w:val="21"/>
         </w:rPr>
         <w:t>"先对自己，是为了推己及人"</w:t>
       </w:r>
       <w:r>
         <w:rPr>
-          <w:sz w:val="21"/>
+          <w:b w:val="0"/>
         </w:rPr>
-        <w:t>（出自《原文全集》第一部分·第188讲，media_id：`pdf_d0dd1c0cd17209afe241ece24bf6b7b4_8756345fd0a00413a8492cfe6029a60e7439961422831605`，</w:t>
+        <w:t>（出自《原文全集》第一部分·第188讲，media_id：pdf_d0dd1c0cd17209afe241ece24bf6b7b4_8756345fd0a00413a8492cfe6029a60e7439961422831605，</w:t>
       </w:r>
       <w:r>
         <w:rPr>
           <w:b/>
-          <w:sz w:val="21"/>
         </w:rPr>
         <w:t>念原文而非讲解</w:t>
       </w:r>
       <w:r>
         <w:rPr>
-          <w:sz w:val="21"/>
+          <w:b w:val="0"/>
         </w:rPr>
         <w:t>）："对自己散播慈爱不能证得禅那，但是可以感受到对自己散播慈爱带来的愉悦。这样做，是为了能推己及人。"——若有人问"先祝福自己是不是自私"，可念此段，不解释。</w:t>
       </w:r>
     </w:p>
     <w:p>
-      <w:pPr>
-        <w:spacing w:before="160" w:after="80"/>
-      </w:pPr>
       <w:r>
         <w:rPr>
-          <w:rFonts w:ascii="Microsoft YaHei" w:hAnsi="Microsoft YaHei" w:eastAsia="Microsoft YaHei"/>
           <w:b/>
           <w:color w:val="1F3864"/>
-          <w:sz w:val="28"/>
+          <w:sz w:val="26"/>
         </w:rPr>
         <w:t>🔚 收尾与回向（15 min）</w:t>
       </w:r>
     </w:p>
     <w:p>
       <w:pPr>
-        <w:ind w:left="340"/>
+        <w:pStyle w:val="ListNumber"/>
       </w:pPr>
       <w:r>
         <w:rPr>
           <w:b/>
-          <w:sz w:val="21"/>
-        </w:rPr>
-        <w:t xml:space="preserve">1. </w:t>
-      </w:r>
-      <w:r>
-        <w:rPr>
-          <w:b/>
-          <w:sz w:val="21"/>
         </w:rPr>
         <w:t>每人一句话</w:t>
       </w:r>
       <w:r>
         <w:rPr>
-          <w:sz w:val="21"/>
+          <w:b w:val="0"/>
         </w:rPr>
         <w:t>：今天的练习有什么感受？（可以是"没什么感觉"，也可以是很感动，都可以）</w:t>
       </w:r>
     </w:p>
     <w:p>
       <w:pPr>
-        <w:ind w:left="340"/>
+        <w:pStyle w:val="ListNumber"/>
       </w:pPr>
       <w:r>
         <w:rPr>
           <w:b/>
-          <w:sz w:val="21"/>
-        </w:rPr>
-        <w:t xml:space="preserve">2. </w:t>
-      </w:r>
-      <w:r>
-        <w:rPr>
-          <w:b/>
-          <w:sz w:val="21"/>
         </w:rPr>
         <w:t>下周预告</w:t>
       </w:r>
       <w:r>
         <w:rPr>
-          <w:sz w:val="21"/>
+          <w:b w:val="0"/>
         </w:rPr>
         <w:t>：下周我们学第二、三步——对亲爱同性与中性者散播慈爱，同时认识慈心所缘的禁忌（哪些对象不适合作为刚开始修慈心的所缘）。</w:t>
       </w:r>
     </w:p>
     <w:p>
       <w:pPr>
-        <w:ind w:left="340"/>
+        <w:pStyle w:val="ListNumber"/>
       </w:pPr>
       <w:r>
         <w:rPr>
           <w:b/>
-          <w:sz w:val="21"/>
-        </w:rPr>
-        <w:t xml:space="preserve">3. </w:t>
-      </w:r>
-      <w:r>
-        <w:rPr>
-          <w:b/>
-          <w:sz w:val="21"/>
         </w:rPr>
         <w:t>本周作业</w:t>
       </w:r>
       <w:r>
         <w:rPr>
-          <w:sz w:val="21"/>
+          <w:b w:val="0"/>
         </w:rPr>
         <w:t>：每天找一个安静的时刻，对身体说一次"谢谢你，辛苦了"；或念四句祝福语。</w:t>
       </w:r>
     </w:p>
     <w:p>
       <w:pPr>
-        <w:ind w:left="340"/>
+        <w:pStyle w:val="ListNumber"/>
       </w:pPr>
       <w:r>
         <w:rPr>
           <w:b/>
-          <w:sz w:val="21"/>
-        </w:rPr>
-        <w:t xml:space="preserve">4. </w:t>
-      </w:r>
-      <w:r>
-        <w:rPr>
-          <w:b/>
-          <w:sz w:val="21"/>
         </w:rPr>
         <w:t>回向</w:t>
       </w:r>
       <w:r>
         <w:rPr>
-          <w:sz w:val="21"/>
+          <w:b w:val="0"/>
         </w:rPr>
         <w:t>（一起念）：</w:t>
       </w:r>
     </w:p>
     <w:p>
       <w:pPr>
-        <w:spacing w:before="40" w:after="80"/>
-        <w:ind w:left="283"/>
-        <w:shd w:val="clear" w:color="auto" w:fill="EEF2F8"/>
+        <w:ind w:left="170"/>
         <w:pBdr>
-          <w:left w:val="single" w:sz="20" w:space="6" w:color="1F3864"/>
+          <w:left w:val="single" w:sz="18" w:space="4" w:color="1F3864"/>
         </w:pBdr>
+        <w:shd w:val="clear" w:fill="F2F5FA"/>
       </w:pPr>
       <w:r>
         <w:rPr>
           <w:b/>
-          <w:sz w:val="20"/>
         </w:rPr>
         <w:t>愿我此功德，导向诸漏尽！</w:t>
       </w:r>
-      <w:r>
-        <w:rPr>
-          <w:sz w:val="20"/>
-        </w:rPr>
-        <w:t xml:space="preserve"> </w:t>
-      </w:r>
+    </w:p>
+    <w:p>
+      <w:pPr>
+        <w:ind w:left="170"/>
+        <w:pBdr>
+          <w:left w:val="single" w:sz="18" w:space="4" w:color="1F3864"/>
+        </w:pBdr>
+        <w:shd w:val="clear" w:fill="F2F5FA"/>
+      </w:pPr>
       <w:r>
         <w:rPr>
           <w:b/>
-          <w:sz w:val="20"/>
         </w:rPr>
         <w:t>愿我此功德，为证涅槃缘！</w:t>
       </w:r>
-      <w:r>
-        <w:rPr>
-          <w:sz w:val="20"/>
-        </w:rPr>
-        <w:t xml:space="preserve"> </w:t>
-      </w:r>
+    </w:p>
+    <w:p>
+      <w:pPr>
+        <w:ind w:left="170"/>
+        <w:pBdr>
+          <w:left w:val="single" w:sz="18" w:space="4" w:color="1F3864"/>
+        </w:pBdr>
+        <w:shd w:val="clear" w:fill="F2F5FA"/>
+      </w:pPr>
       <w:r>
         <w:rPr>
           <w:b/>
-          <w:sz w:val="20"/>
         </w:rPr>
         <w:t>我此功德分，回向诸有情！</w:t>
       </w:r>
-      <w:r>
-        <w:rPr>
-          <w:sz w:val="20"/>
-        </w:rPr>
-        <w:t xml:space="preserve"> </w:t>
-      </w:r>
+    </w:p>
+    <w:p>
+      <w:pPr>
+        <w:ind w:left="170"/>
+        <w:pBdr>
+          <w:left w:val="single" w:sz="18" w:space="4" w:color="1F3864"/>
+        </w:pBdr>
+        <w:shd w:val="clear" w:fill="F2F5FA"/>
+      </w:pPr>
       <w:r>
         <w:rPr>
           <w:b/>
-          <w:sz w:val="20"/>
         </w:rPr>
         <w:t>愿彼等一切，同得功德分！</w:t>
       </w:r>
     </w:p>
     <w:p>
-      <w:pPr>
-        <w:spacing w:before="160" w:after="80"/>
-      </w:pPr>
       <w:r>
         <w:rPr>
-          <w:rFonts w:ascii="Microsoft YaHei" w:hAnsi="Microsoft YaHei" w:eastAsia="Microsoft YaHei"/>
           <w:b/>
           <w:color w:val="1F3864"/>
-          <w:sz w:val="28"/>
+          <w:sz w:val="26"/>
         </w:rPr>
         <w:t>📚 延伸阅读（课后自由选读，均为文字版）</w:t>
       </w:r>
@@ -3211,7 +3184,6 @@
       <w:tblPr>
         <w:tblStyle w:val="TableGrid"/>
         <w:tblW w:type="auto" w:w="0"/>
-        <w:jc w:val="center"/>
         <w:tblLook w:firstColumn="1" w:firstRow="1" w:lastColumn="0" w:lastRow="0" w:noHBand="0" w:noVBand="1" w:val="04A0"/>
       </w:tblPr>
       <w:tblGrid>
@@ -3223,17 +3195,20 @@
         <w:tc>
           <w:tcPr>
             <w:tcW w:type="dxa" w:w="3213"/>
-            <w:shd w:val="clear" w:color="auto" w:fill="1F3864"/>
+            <w:shd w:val="clear" w:fill="1F3864"/>
           </w:tcPr>
           <w:p>
-            <w:pPr>
-              <w:spacing w:after="20"/>
-            </w:pPr>
             <w:r>
               <w:rPr>
-                <w:b/>
                 <w:color w:val="FFFFFF"/>
-                <w:sz w:val="19"/>
+                <w:sz w:val="18"/>
+              </w:rPr>
+            </w:r>
+            <w:r>
+              <w:rPr>
+                <w:b w:val="0"/>
+                <w:color w:val="FFFFFF"/>
+                <w:sz w:val="18"/>
               </w:rPr>
               <w:t>标题</w:t>
             </w:r>
@@ -3242,17 +3217,20 @@
         <w:tc>
           <w:tcPr>
             <w:tcW w:type="dxa" w:w="3213"/>
-            <w:shd w:val="clear" w:color="auto" w:fill="1F3864"/>
+            <w:shd w:val="clear" w:fill="1F3864"/>
           </w:tcPr>
           <w:p>
-            <w:pPr>
-              <w:spacing w:after="20"/>
-            </w:pPr>
             <w:r>
               <w:rPr>
-                <w:b/>
                 <w:color w:val="FFFFFF"/>
-                <w:sz w:val="19"/>
+                <w:sz w:val="18"/>
+              </w:rPr>
+            </w:r>
+            <w:r>
+              <w:rPr>
+                <w:b w:val="0"/>
+                <w:color w:val="FFFFFF"/>
+                <w:sz w:val="18"/>
               </w:rPr>
               <w:t>media_id</w:t>
             </w:r>
@@ -3261,17 +3239,20 @@
         <w:tc>
           <w:tcPr>
             <w:tcW w:type="dxa" w:w="3213"/>
-            <w:shd w:val="clear" w:color="auto" w:fill="1F3864"/>
+            <w:shd w:val="clear" w:fill="1F3864"/>
           </w:tcPr>
           <w:p>
-            <w:pPr>
-              <w:spacing w:after="20"/>
-            </w:pPr>
             <w:r>
               <w:rPr>
-                <w:b/>
                 <w:color w:val="FFFFFF"/>
-                <w:sz w:val="19"/>
+                <w:sz w:val="18"/>
+              </w:rPr>
+            </w:r>
+            <w:r>
+              <w:rPr>
+                <w:b w:val="0"/>
+                <w:color w:val="FFFFFF"/>
+                <w:sz w:val="18"/>
               </w:rPr>
               <w:t>打开方式</w:t>
             </w:r>
@@ -3284,12 +3265,15 @@
             <w:tcW w:type="dxa" w:w="3213"/>
           </w:tcPr>
           <w:p>
-            <w:pPr>
-              <w:spacing w:after="20"/>
-            </w:pPr>
             <w:r>
               <w:rPr>
-                <w:sz w:val="19"/>
+                <w:sz w:val="18"/>
+              </w:rPr>
+            </w:r>
+            <w:r>
+              <w:rPr>
+                <w:b w:val="0"/>
+                <w:sz w:val="18"/>
               </w:rPr>
               <w:t>慈经中的十五种素质10-古源尊者（课件PDF）</w:t>
             </w:r>
@@ -3300,14 +3284,17 @@
             <w:tcW w:type="dxa" w:w="3213"/>
           </w:tcPr>
           <w:p>
-            <w:pPr>
-              <w:spacing w:after="20"/>
-            </w:pPr>
             <w:r>
               <w:rPr>
-                <w:sz w:val="19"/>
+                <w:sz w:val="18"/>
               </w:rPr>
-              <w:t>`pdf_d0dd1c0cd17209afe241ece24bf6b7b4_547626f82b0a3a9421a5e18e119ca3457439961422831605`</w:t>
+            </w:r>
+            <w:r>
+              <w:rPr>
+                <w:b w:val="0"/>
+                <w:sz w:val="18"/>
+              </w:rPr>
+              <w:t>pdf_d0dd1c0cd17209afe241ece24bf6b7b4_547626f82b0a3a9421a5e18e119ca3457439961422831605</w:t>
             </w:r>
           </w:p>
         </w:tc>
@@ -3316,12 +3303,15 @@
             <w:tcW w:type="dxa" w:w="3213"/>
           </w:tcPr>
           <w:p>
-            <w:pPr>
-              <w:spacing w:after="20"/>
-            </w:pPr>
             <w:r>
               <w:rPr>
-                <w:sz w:val="19"/>
+                <w:sz w:val="18"/>
+              </w:rPr>
+            </w:r>
+            <w:r>
+              <w:rPr>
+                <w:b w:val="0"/>
+                <w:sz w:val="18"/>
               </w:rPr>
               <w:t>ima知识库搜索「慈经中的十五种素质10」</w:t>
             </w:r>
@@ -3332,15 +3322,18 @@
         <w:tc>
           <w:tcPr>
             <w:tcW w:type="dxa" w:w="3213"/>
-            <w:shd w:val="clear" w:color="auto" w:fill="F2F2F2"/>
+            <w:shd w:val="clear" w:fill="F2F5FA"/>
           </w:tcPr>
           <w:p>
-            <w:pPr>
-              <w:spacing w:after="20"/>
-            </w:pPr>
             <w:r>
               <w:rPr>
-                <w:sz w:val="19"/>
+                <w:sz w:val="18"/>
+              </w:rPr>
+            </w:r>
+            <w:r>
+              <w:rPr>
+                <w:b w:val="0"/>
+                <w:sz w:val="18"/>
               </w:rPr>
               <w:t>天湖寺早晚课诵本（PDF，应作慈爱经巴利+中文全文）</w:t>
             </w:r>
@@ -3349,32 +3342,38 @@
         <w:tc>
           <w:tcPr>
             <w:tcW w:type="dxa" w:w="3213"/>
-            <w:shd w:val="clear" w:color="auto" w:fill="F2F2F2"/>
+            <w:shd w:val="clear" w:fill="F2F5FA"/>
           </w:tcPr>
           <w:p>
-            <w:pPr>
-              <w:spacing w:after="20"/>
-            </w:pPr>
             <w:r>
               <w:rPr>
-                <w:sz w:val="19"/>
+                <w:sz w:val="18"/>
               </w:rPr>
-              <w:t>`pdf_d0dd1c0cd17209afe241ece24bf6b7b4_6f25861a789aee54d314c7169431cab57439961422831605`</w:t>
+            </w:r>
+            <w:r>
+              <w:rPr>
+                <w:b w:val="0"/>
+                <w:sz w:val="18"/>
+              </w:rPr>
+              <w:t>pdf_d0dd1c0cd17209afe241ece24bf6b7b4_6f25861a789aee54d314c7169431cab57439961422831605</w:t>
             </w:r>
           </w:p>
         </w:tc>
         <w:tc>
           <w:tcPr>
             <w:tcW w:type="dxa" w:w="3213"/>
-            <w:shd w:val="clear" w:color="auto" w:fill="F2F2F2"/>
+            <w:shd w:val="clear" w:fill="F2F5FA"/>
           </w:tcPr>
           <w:p>
-            <w:pPr>
-              <w:spacing w:after="20"/>
-            </w:pPr>
             <w:r>
               <w:rPr>
-                <w:sz w:val="19"/>
+                <w:sz w:val="18"/>
+              </w:rPr>
+            </w:r>
+            <w:r>
+              <w:rPr>
+                <w:b w:val="0"/>
+                <w:sz w:val="18"/>
               </w:rPr>
               <w:t>ima知识库搜索「天湖寺早晚课诵本」</w:t>
             </w:r>
@@ -3383,122 +3382,98 @@
       </w:tr>
     </w:tbl>
     <w:p>
-      <w:pPr>
-        <w:spacing w:before="120" w:after="80"/>
-      </w:pPr>
       <w:r>
         <w:rPr>
-          <w:rFonts w:ascii="Microsoft YaHei" w:hAnsi="Microsoft YaHei" w:eastAsia="Microsoft YaHei"/>
           <w:b/>
           <w:color w:val="1F3864"/>
-          <w:sz w:val="25"/>
+          <w:sz w:val="23"/>
         </w:rPr>
         <w:t>本讲主持人特别提醒</w:t>
       </w:r>
     </w:p>
     <w:p>
       <w:pPr>
-        <w:ind w:left="340"/>
+        <w:pStyle w:val="ListBullet"/>
       </w:pPr>
       <w:r>
         <w:rPr>
-          <w:color w:val="1F3864"/>
-          <w:sz w:val="21"/>
-        </w:rPr>
-        <w:t xml:space="preserve">• </w:t>
-      </w:r>
-      <w:r>
-        <w:rPr>
           <w:b/>
-          <w:sz w:val="21"/>
         </w:rPr>
         <w:t>练习环节是本周重点</w:t>
       </w:r>
       <w:r>
         <w:rPr>
-          <w:sz w:val="21"/>
+          <w:b w:val="0"/>
         </w:rPr>
         <w:t>：引导词</w:t>
       </w:r>
       <w:r>
         <w:rPr>
           <w:b/>
-          <w:sz w:val="21"/>
         </w:rPr>
         <w:t>照读即可，不要解释、不要补充</w:t>
       </w:r>
       <w:r>
         <w:rPr>
-          <w:sz w:val="21"/>
+          <w:b w:val="0"/>
         </w:rPr>
         <w:t>，让大家直接体验。</w:t>
       </w:r>
     </w:p>
     <w:p>
       <w:pPr>
-        <w:ind w:left="340"/>
+        <w:pStyle w:val="ListBullet"/>
       </w:pPr>
       <w:r>
         <w:rPr>
-          <w:color w:val="1F3864"/>
-          <w:sz w:val="21"/>
-        </w:rPr>
-        <w:t xml:space="preserve">• </w:t>
-      </w:r>
-      <w:r>
-        <w:rPr>
           <w:b/>
-          <w:sz w:val="21"/>
         </w:rPr>
         <w:t>情绪可能被触动</w:t>
       </w:r>
       <w:r>
         <w:rPr>
-          <w:sz w:val="21"/>
+          <w:b w:val="0"/>
         </w:rPr>
         <w:t>：有人念祝福语时可能会想哭、会沉默——</w:t>
       </w:r>
       <w:r>
         <w:rPr>
           <w:b/>
-          <w:sz w:val="21"/>
         </w:rPr>
         <w:t>允许沉默</w:t>
       </w:r>
       <w:r>
         <w:rPr>
-          <w:sz w:val="21"/>
+          <w:b w:val="0"/>
         </w:rPr>
         <w:t>，不追问、不过度安慰，尊重每个人的节奏。</w:t>
       </w:r>
     </w:p>
     <w:p>
       <w:pPr>
-        <w:spacing w:before="40" w:after="80"/>
-        <w:ind w:left="283"/>
-        <w:shd w:val="clear" w:color="auto" w:fill="EEF2F8"/>
+        <w:ind w:left="170"/>
         <w:pBdr>
-          <w:left w:val="single" w:sz="20" w:space="6" w:color="1F3864"/>
+          <w:left w:val="single" w:sz="18" w:space="4" w:color="1F3864"/>
         </w:pBdr>
+        <w:shd w:val="clear" w:fill="F2F5FA"/>
       </w:pPr>
       <w:r>
         <w:rPr>
-          <w:sz w:val="20"/>
+          <w:b w:val="0"/>
         </w:rPr>
         <w:t xml:space="preserve">📚 </w:t>
       </w:r>
       <w:r>
         <w:rPr>
           <w:b/>
-          <w:sz w:val="20"/>
         </w:rPr>
         <w:t>下一份文档</w:t>
       </w:r>
       <w:r>
         <w:rPr>
-          <w:sz w:val="20"/>
+          <w:b w:val="0"/>
         </w:rPr>
-        <w:t>：`第3周_第二、三步-亲爱同性与中性者及慈心所缘禁忌.md`</w:t>
+        <w:t>：第3周_第二、三步-亲爱同性与中性者及慈心所缘禁忌.md</w:t>
       </w:r>
     </w:p>
     <w:sectPr>
@@ -3520,7 +3495,11 @@
       <w:pStyle w:val="Footer"/>
       <w:jc w:val="center"/>
     </w:pPr>
-    <w:fldSimple w:instr="PAGE"/>
+    <w:r>
+      <w:fldChar w:fldCharType="begin"/>
+      <w:instrText xml:space="preserve">PAGE</w:instrText>
+      <w:fldChar w:fldCharType="end"/>
+    </w:r>
   </w:p>
 </w:ftr>
 </file>
@@ -3534,10 +3513,10 @@
     </w:pPr>
     <w:r>
       <w:rPr>
-        <w:color w:val="808080"/>
+        <w:color w:val="1F3864"/>
         <w:sz w:val="16"/>
       </w:rPr>
-      <w:t>读书会02·第2周·第一步-对自己散播慈爱（四句祝福语）（朗读优化版）</w:t>
+      <w:t>读书会02 · 第2周 · 朗读优化版（8周版） · 主持人版</w:t>
     </w:r>
   </w:p>
 </w:hdr>
@@ -3906,11 +3885,8 @@
     <w:name w:val="Normal"/>
     <w:qFormat/>
     <w:rsid w:val="00FC693F"/>
-    <w:pPr>
-      <w:spacing w:line="324" w:lineRule="auto" w:after="60"/>
-    </w:pPr>
     <w:rPr>
-      <w:rFonts w:ascii="Microsoft YaHei" w:hAnsi="Microsoft YaHei" w:eastAsia="Microsoft YaHei"/>
+      <w:rFonts w:ascii="等线" w:hAnsi="等线" w:eastAsia="宋体"/>
       <w:sz w:val="21"/>
     </w:rPr>
   </w:style>
